--- a/book/docx-por-capitulo/capitulo-25-linkedin.docx
+++ b/book/docx-por-capitulo/capitulo-25-linkedin.docx
@@ -7,6 +7,7 @@
         <w:pStyle w:val="Endure-ChapterTitle"/>
         <w:keepNext/>
         <w:spacing w:before="480" w:after="240"/>
+        <w:outlineLvl w:val="0"/>
       </w:pPr>
       <w:r>
         <w:rPr>
@@ -26,26 +27,36 @@
         <w:pStyle w:val="Endure-Subhead"/>
         <w:keepNext/>
         <w:spacing w:before="240" w:after="60"/>
+        <w:outlineLvl w:val="1"/>
       </w:pPr>
       <w:r>
+        <w:rPr>
+          <w:sz w:val="24"/>
+        </w:rPr>
         <w:t>Introducción</w:t>
       </w:r>
     </w:p>
     <w:p>
       <w:pPr>
         <w:pStyle w:val="Endure-FirstParagraphBodyText"/>
+        <w:spacing w:before="100" w:after="100"/>
       </w:pPr>
       <w:r>
+        <w:rPr>
+          <w:sz w:val="20"/>
+        </w:rPr>
         <w:t>LinkedIn es la red profesional más importante del mundo, pero crear contenido que realmente conecte — con voz auténtica y consistencia — es difícil de mantener. Este capítulo construye un generador de posts para LinkedIn que aprende de su propio estilo de escritura (few-shot prompting) y usa dos modelos en secuencia: primero razonamiento profundo para estructurar las ideas, luego refinamiento para el tono profesional. La publicación se realiza via la API oficial de LinkedIn.</w:t>
       </w:r>
     </w:p>
     <w:p>
       <w:pPr>
         <w:pStyle w:val="Endure-ChapterBodyText"/>
+        <w:spacing w:before="100" w:after="100"/>
       </w:pPr>
       <w:r>
         <w:rPr>
           <w:b/>
+          <w:sz w:val="20"/>
         </w:rPr>
         <w:t>Prerequisitos:</w:t>
       </w:r>
@@ -53,52 +64,64 @@
     <w:p>
       <w:pPr>
         <w:pStyle w:val="Endure-ChapterBodyText"/>
-        <w:spacing w:before="20" w:after="20"/>
+        <w:spacing w:before="40" w:after="40"/>
         <w:ind w:left="360" w:hanging="216"/>
       </w:pPr>
       <w:r>
         <w:rPr>
-          <w:sz w:val="18"/>
+          <w:sz w:val="20"/>
         </w:rPr>
         <w:t xml:space="preserve">• </w:t>
       </w:r>
       <w:r>
+        <w:rPr>
+          <w:sz w:val="20"/>
+        </w:rPr>
         <w:t xml:space="preserve">Ollama con </w:t>
       </w:r>
       <w:r>
         <w:rPr>
           <w:rFonts w:ascii="Courier New" w:hAnsi="Courier New"/>
-          <w:sz w:val="17"/>
+          <w:sz w:val="16"/>
         </w:rPr>
         <w:t>qwen3:7b</w:t>
       </w:r>
       <w:r>
+        <w:rPr>
+          <w:sz w:val="20"/>
+        </w:rPr>
         <w:t xml:space="preserve"> o </w:t>
       </w:r>
       <w:r>
         <w:rPr>
           <w:rFonts w:ascii="Courier New" w:hAnsi="Courier New"/>
-          <w:sz w:val="17"/>
+          <w:sz w:val="16"/>
         </w:rPr>
         <w:t>deepseek-r1:7b</w:t>
       </w:r>
       <w:r>
+        <w:rPr>
+          <w:sz w:val="20"/>
+        </w:rPr>
         <w:t xml:space="preserve"> (Capítulo 12)</w:t>
       </w:r>
     </w:p>
     <w:p>
       <w:pPr>
         <w:pStyle w:val="Endure-ChapterBodyText"/>
-        <w:spacing w:before="20" w:after="20"/>
+        <w:spacing w:before="40" w:after="40"/>
         <w:ind w:left="360" w:hanging="216"/>
       </w:pPr>
       <w:r>
         <w:rPr>
-          <w:sz w:val="18"/>
+          <w:sz w:val="20"/>
         </w:rPr>
         <w:t xml:space="preserve">• </w:t>
       </w:r>
       <w:r>
+        <w:rPr>
+          <w:sz w:val="20"/>
+        </w:rPr>
         <w:t>Cuenta de LinkedIn con aplicación OAuth2 registrada</w:t>
       </w:r>
     </w:p>
@@ -110,23 +133,32 @@
     <w:p>
       <w:pPr>
         <w:pStyle w:val="Endure-ChapterBodyText"/>
+        <w:spacing w:before="100" w:after="100"/>
       </w:pPr>
       <w:r>
         <w:rPr>
           <w:b/>
+          <w:sz w:val="20"/>
         </w:rPr>
         <w:t>Tiempo de generación por post:</w:t>
       </w:r>
       <w:r>
+        <w:rPr>
+          <w:sz w:val="20"/>
+        </w:rPr>
         <w:t xml:space="preserve"> 60–90 segundos </w:t>
       </w:r>
       <w:r>
         <w:rPr>
           <w:b/>
+          <w:sz w:val="20"/>
         </w:rPr>
         <w:t>Modo de energía:</w:t>
       </w:r>
       <w:r>
+        <w:rPr>
+          <w:sz w:val="20"/>
+        </w:rPr>
         <w:t xml:space="preserve"> 30W (modelos 7B)</w:t>
       </w:r>
     </w:p>
@@ -176,7 +208,7 @@
             <w:r>
               <w:rPr>
                 <w:rFonts w:ascii="Courier New" w:hAnsi="Courier New"/>
-                <w:sz w:val="17"/>
+                <w:sz w:val="16"/>
               </w:rPr>
               <w:t>w_member_social</w:t>
             </w:r>
@@ -197,8 +229,12 @@
         <w:pStyle w:val="Endure-Subhead"/>
         <w:keepNext/>
         <w:spacing w:before="240" w:after="60"/>
+        <w:outlineLvl w:val="1"/>
       </w:pPr>
       <w:r>
+        <w:rPr>
+          <w:sz w:val="24"/>
+        </w:rPr>
         <w:t>23.1 Prerrequisito — LinkedIn Developer Setup</w:t>
       </w:r>
     </w:p>
@@ -207,10 +243,11 @@
         <w:pStyle w:val="Endure-Subhead"/>
         <w:keepNext/>
         <w:spacing w:before="160" w:after="60"/>
+        <w:outlineLvl w:val="2"/>
       </w:pPr>
       <w:r>
         <w:rPr>
-          <w:sz w:val="18"/>
+          <w:sz w:val="22"/>
         </w:rPr>
         <w:t>23.1.1 Crear la Aplicación OAuth2</w:t>
       </w:r>
@@ -218,30 +255,38 @@
     <w:p>
       <w:pPr>
         <w:pStyle w:val="Endure-ChapterBodyText"/>
-        <w:spacing w:before="20" w:after="20"/>
+        <w:spacing w:before="40" w:after="40"/>
         <w:ind w:left="360" w:hanging="216"/>
       </w:pPr>
       <w:r>
         <w:rPr>
-          <w:sz w:val="18"/>
+          <w:sz w:val="20"/>
         </w:rPr>
         <w:t xml:space="preserve">1. </w:t>
       </w:r>
       <w:r>
+        <w:rPr>
+          <w:sz w:val="20"/>
+        </w:rPr>
         <w:t xml:space="preserve">Vaya a developer.linkedin.com → </w:t>
       </w:r>
       <w:r>
         <w:rPr>
           <w:b/>
+          <w:sz w:val="20"/>
         </w:rPr>
         <w:t>My Apps</w:t>
       </w:r>
       <w:r>
+        <w:rPr>
+          <w:sz w:val="20"/>
+        </w:rPr>
         <w:t xml:space="preserve"> → </w:t>
       </w:r>
       <w:r>
         <w:rPr>
           <w:b/>
+          <w:sz w:val="20"/>
         </w:rPr>
         <w:t>Create App</w:t>
       </w:r>
@@ -249,55 +294,70 @@
     <w:p>
       <w:pPr>
         <w:pStyle w:val="Endure-ChapterBodyText"/>
-        <w:spacing w:before="20" w:after="20"/>
+        <w:spacing w:before="40" w:after="40"/>
         <w:ind w:left="360" w:hanging="216"/>
       </w:pPr>
       <w:r>
         <w:rPr>
-          <w:sz w:val="18"/>
+          <w:sz w:val="20"/>
         </w:rPr>
         <w:t xml:space="preserve">2. </w:t>
       </w:r>
       <w:r>
+        <w:rPr>
+          <w:sz w:val="20"/>
+        </w:rPr>
         <w:t>Seleccione su empresa (o créela)</w:t>
       </w:r>
     </w:p>
     <w:p>
       <w:pPr>
         <w:pStyle w:val="Endure-ChapterBodyText"/>
-        <w:spacing w:before="20" w:after="20"/>
+        <w:spacing w:before="40" w:after="40"/>
         <w:ind w:left="360" w:hanging="216"/>
       </w:pPr>
       <w:r>
         <w:rPr>
-          <w:sz w:val="18"/>
+          <w:sz w:val="20"/>
         </w:rPr>
         <w:t xml:space="preserve">3. </w:t>
       </w:r>
       <w:r>
+        <w:rPr>
+          <w:sz w:val="20"/>
+        </w:rPr>
         <w:t xml:space="preserve">En </w:t>
       </w:r>
       <w:r>
         <w:rPr>
           <w:b/>
+          <w:sz w:val="20"/>
         </w:rPr>
         <w:t>Products</w:t>
       </w:r>
       <w:r>
+        <w:rPr>
+          <w:sz w:val="20"/>
+        </w:rPr>
         <w:t xml:space="preserve">, solicite: </w:t>
       </w:r>
       <w:r>
         <w:rPr>
           <w:b/>
+          <w:sz w:val="20"/>
         </w:rPr>
         <w:t>Sign In with LinkedIn using OpenID Connect</w:t>
       </w:r>
       <w:r>
+        <w:rPr>
+          <w:sz w:val="20"/>
+        </w:rPr>
         <w:t xml:space="preserve"> y </w:t>
       </w:r>
       <w:r>
         <w:rPr>
           <w:b/>
+          <w:sz w:val="20"/>
         </w:rPr>
         <w:t>Share on LinkedIn</w:t>
       </w:r>
@@ -305,41 +365,51 @@
     <w:p>
       <w:pPr>
         <w:pStyle w:val="Endure-ChapterBodyText"/>
-        <w:spacing w:before="20" w:after="20"/>
+        <w:spacing w:before="40" w:after="40"/>
         <w:ind w:left="360" w:hanging="216"/>
       </w:pPr>
       <w:r>
         <w:rPr>
-          <w:sz w:val="18"/>
+          <w:sz w:val="20"/>
         </w:rPr>
         <w:t xml:space="preserve">4. </w:t>
       </w:r>
       <w:r>
+        <w:rPr>
+          <w:sz w:val="20"/>
+        </w:rPr>
         <w:t xml:space="preserve">En </w:t>
       </w:r>
       <w:r>
         <w:rPr>
           <w:b/>
+          <w:sz w:val="20"/>
         </w:rPr>
         <w:t>Auth</w:t>
       </w:r>
       <w:r>
+        <w:rPr>
+          <w:sz w:val="20"/>
+        </w:rPr>
         <w:t xml:space="preserve">, anote: </w:t>
       </w:r>
       <w:r>
         <w:rPr>
           <w:rFonts w:ascii="Courier New" w:hAnsi="Courier New"/>
-          <w:sz w:val="17"/>
+          <w:sz w:val="16"/>
         </w:rPr>
         <w:t>Client ID</w:t>
       </w:r>
       <w:r>
+        <w:rPr>
+          <w:sz w:val="20"/>
+        </w:rPr>
         <w:t xml:space="preserve"> y </w:t>
       </w:r>
       <w:r>
         <w:rPr>
           <w:rFonts w:ascii="Courier New" w:hAnsi="Courier New"/>
-          <w:sz w:val="17"/>
+          <w:sz w:val="16"/>
         </w:rPr>
         <w:t>Client Secret</w:t>
       </w:r>
@@ -347,31 +417,38 @@
     <w:p>
       <w:pPr>
         <w:pStyle w:val="Endure-ChapterBodyText"/>
-        <w:spacing w:before="20" w:after="20"/>
+        <w:spacing w:before="40" w:after="40"/>
         <w:ind w:left="360" w:hanging="216"/>
       </w:pPr>
       <w:r>
         <w:rPr>
-          <w:sz w:val="18"/>
+          <w:sz w:val="20"/>
         </w:rPr>
         <w:t xml:space="preserve">5. </w:t>
       </w:r>
       <w:r>
+        <w:rPr>
+          <w:sz w:val="20"/>
+        </w:rPr>
         <w:t xml:space="preserve">Configure </w:t>
       </w:r>
       <w:r>
         <w:rPr>
           <w:b/>
+          <w:sz w:val="20"/>
         </w:rPr>
         <w:t>Authorized redirect URLs</w:t>
       </w:r>
       <w:r>
+        <w:rPr>
+          <w:sz w:val="20"/>
+        </w:rPr>
         <w:t xml:space="preserve">: </w:t>
       </w:r>
       <w:r>
         <w:rPr>
           <w:rFonts w:ascii="Courier New" w:hAnsi="Courier New"/>
-          <w:sz w:val="17"/>
+          <w:sz w:val="16"/>
         </w:rPr>
         <w:t>http://localhost:8765/callback</w:t>
       </w:r>
@@ -386,10 +463,11 @@
         <w:pStyle w:val="Endure-Subhead"/>
         <w:keepNext/>
         <w:spacing w:before="160" w:after="60"/>
+        <w:outlineLvl w:val="2"/>
       </w:pPr>
       <w:r>
         <w:rPr>
-          <w:sz w:val="18"/>
+          <w:sz w:val="22"/>
         </w:rPr>
         <w:t>23.1.2 Obtener el Access Token (Flujo OAuth2)</w:t>
       </w:r>
@@ -407,7 +485,7 @@
         <w:tc>
           <w:tcPr>
             <w:tcW w:type="dxa" w:w="8152"/>
-            <w:shd w:val="clear" w:color="auto" w:fill="F2F2F2"/>
+            <w:shd w:val="clear" w:color="auto" w:fill="EAEAEA"/>
             <w:tcBorders>
               <w:left w:val="thick" w:sz="24" w:color="1A5A6A"/>
             </w:tcBorders>
@@ -428,7 +506,8 @@
             <w:r>
               <w:rPr>
                 <w:rFonts w:ascii="Courier New" w:hAnsi="Courier New"/>
-                <w:color w:val="1A1A1A"/>
+                <w:i/>
+                <w:color w:val="888888"/>
                 <w:sz w:val="16"/>
               </w:rPr>
               <w:t># scripts/linkedin_auth.py</w:t>
@@ -1110,7 +1189,8 @@
             <w:r>
               <w:rPr>
                 <w:rFonts w:ascii="Courier New" w:hAnsi="Courier New"/>
-                <w:color w:val="1A1A1A"/>
+                <w:i/>
+                <w:color w:val="888888"/>
                 <w:sz w:val="16"/>
               </w:rPr>
               <w:t xml:space="preserve">    # Paso 1: Redirigir al usuario a LinkedIn</w:t>
@@ -1334,7 +1414,8 @@
             <w:r>
               <w:rPr>
                 <w:rFonts w:ascii="Courier New" w:hAnsi="Courier New"/>
-                <w:color w:val="1A1A1A"/>
+                <w:i/>
+                <w:color w:val="888888"/>
                 <w:sz w:val="16"/>
               </w:rPr>
               <w:t xml:space="preserve">    # Paso 2: Escuchar el callback</w:t>
@@ -1526,7 +1607,8 @@
             <w:r>
               <w:rPr>
                 <w:rFonts w:ascii="Courier New" w:hAnsi="Courier New"/>
-                <w:color w:val="1A1A1A"/>
+                <w:i/>
+                <w:color w:val="888888"/>
                 <w:sz w:val="16"/>
               </w:rPr>
               <w:t xml:space="preserve">    # Paso 3: Intercambiar código por token</w:t>
@@ -1766,7 +1848,8 @@
             <w:r>
               <w:rPr>
                 <w:rFonts w:ascii="Courier New" w:hAnsi="Courier New"/>
-                <w:color w:val="1A1A1A"/>
+                <w:i/>
+                <w:color w:val="888888"/>
                 <w:sz w:val="16"/>
               </w:rPr>
               <w:t xml:space="preserve">        # Guardar el token</w:t>
@@ -2020,7 +2103,8 @@
             <w:r>
               <w:rPr>
                 <w:rFonts w:ascii="Courier New" w:hAnsi="Courier New"/>
-                <w:color w:val="1A1A1A"/>
+                <w:i/>
+                <w:color w:val="888888"/>
                 <w:sz w:val="16"/>
               </w:rPr>
               <w:t xml:space="preserve">    # Reemplazar CLIENT_ID y CLIENT_SECRET antes de ejecutar</w:t>
@@ -2063,7 +2147,7 @@
         <w:tc>
           <w:tcPr>
             <w:tcW w:type="dxa" w:w="8152"/>
-            <w:shd w:val="clear" w:color="auto" w:fill="F2F2F2"/>
+            <w:shd w:val="clear" w:color="auto" w:fill="EAEAEA"/>
             <w:tcBorders>
               <w:left w:val="thick" w:sz="24" w:color="1A5A6A"/>
             </w:tcBorders>
@@ -2136,8 +2220,12 @@
         <w:pStyle w:val="Endure-Subhead"/>
         <w:keepNext/>
         <w:spacing w:before="240" w:after="60"/>
+        <w:outlineLvl w:val="1"/>
       </w:pPr>
       <w:r>
+        <w:rPr>
+          <w:sz w:val="24"/>
+        </w:rPr>
         <w:t>23.2 Script 1 — Generador de Posts con Few-Shot Prompting</w:t>
       </w:r>
     </w:p>
@@ -2154,7 +2242,7 @@
         <w:tc>
           <w:tcPr>
             <w:tcW w:type="dxa" w:w="8152"/>
-            <w:shd w:val="clear" w:color="auto" w:fill="F2F2F2"/>
+            <w:shd w:val="clear" w:color="auto" w:fill="EAEAEA"/>
             <w:tcBorders>
               <w:left w:val="thick" w:sz="24" w:color="1A5A6A"/>
             </w:tcBorders>
@@ -2175,7 +2263,8 @@
             <w:r>
               <w:rPr>
                 <w:rFonts w:ascii="Courier New" w:hAnsi="Courier New"/>
-                <w:color w:val="1A1A1A"/>
+                <w:i/>
+                <w:color w:val="888888"/>
                 <w:sz w:val="16"/>
               </w:rPr>
               <w:t># scripts/post_generator.py</w:t>
@@ -2525,7 +2614,8 @@
             <w:r>
               <w:rPr>
                 <w:rFonts w:ascii="Courier New" w:hAnsi="Courier New"/>
-                <w:color w:val="1A1A1A"/>
+                <w:i/>
+                <w:color w:val="888888"/>
                 <w:sz w:val="16"/>
               </w:rPr>
               <w:t xml:space="preserve">    # Posts de ejemplo si no hay propios configurados</w:t>
@@ -3163,7 +3253,8 @@
             <w:r>
               <w:rPr>
                 <w:rFonts w:ascii="Courier New" w:hAnsi="Courier New"/>
-                <w:color w:val="1A1A1A"/>
+                <w:i/>
+                <w:color w:val="888888"/>
                 <w:sz w:val="16"/>
               </w:rPr>
               <w:t xml:space="preserve">    # ── FASE 1: Razonamiento ─────────────────────────────────</w:t>
@@ -3513,7 +3604,8 @@
             <w:r>
               <w:rPr>
                 <w:rFonts w:ascii="Courier New" w:hAnsi="Courier New"/>
-                <w:color w:val="1A1A1A"/>
+                <w:i/>
+                <w:color w:val="888888"/>
                 <w:sz w:val="16"/>
               </w:rPr>
               <w:t xml:space="preserve">    # ── FASE 2: Escritura con estilo personal ────────────────</w:t>
@@ -3973,7 +4065,8 @@
             <w:r>
               <w:rPr>
                 <w:rFonts w:ascii="Courier New" w:hAnsi="Courier New"/>
-                <w:color w:val="1A1A1A"/>
+                <w:i/>
+                <w:color w:val="888888"/>
                 <w:sz w:val="16"/>
               </w:rPr>
               <w:t xml:space="preserve">    # Extraer hashtags</w:t>
@@ -4280,8 +4373,12 @@
         <w:pStyle w:val="Endure-Subhead"/>
         <w:keepNext/>
         <w:spacing w:before="240" w:after="60"/>
+        <w:outlineLvl w:val="1"/>
       </w:pPr>
       <w:r>
+        <w:rPr>
+          <w:sz w:val="24"/>
+        </w:rPr>
         <w:t>23.3 Script 2 — Publicador en LinkedIn</w:t>
       </w:r>
     </w:p>
@@ -4298,7 +4395,7 @@
         <w:tc>
           <w:tcPr>
             <w:tcW w:type="dxa" w:w="8152"/>
-            <w:shd w:val="clear" w:color="auto" w:fill="F2F2F2"/>
+            <w:shd w:val="clear" w:color="auto" w:fill="EAEAEA"/>
             <w:tcBorders>
               <w:left w:val="thick" w:sz="24" w:color="1A5A6A"/>
             </w:tcBorders>
@@ -4319,7 +4416,8 @@
             <w:r>
               <w:rPr>
                 <w:rFonts w:ascii="Courier New" w:hAnsi="Courier New"/>
-                <w:color w:val="1A1A1A"/>
+                <w:i/>
+                <w:color w:val="888888"/>
                 <w:sz w:val="16"/>
               </w:rPr>
               <w:t># scripts/linkedin_publisher.py</w:t>
@@ -5257,7 +5355,8 @@
             <w:r>
               <w:rPr>
                 <w:rFonts w:ascii="Courier New" w:hAnsi="Courier New"/>
-                <w:color w:val="1A1A1A"/>
+                <w:i/>
+                <w:color w:val="888888"/>
                 <w:sz w:val="16"/>
               </w:rPr>
               <w:t xml:space="preserve">    # Obtener ID del autor</w:t>
@@ -5305,7 +5404,8 @@
             <w:r>
               <w:rPr>
                 <w:rFonts w:ascii="Courier New" w:hAnsi="Courier New"/>
-                <w:color w:val="1A1A1A"/>
+                <w:i/>
+                <w:color w:val="888888"/>
                 <w:sz w:val="16"/>
               </w:rPr>
               <w:t xml:space="preserve">    # Payload para la API UGC Posts</w:t>
@@ -5785,7 +5885,8 @@
             <w:r>
               <w:rPr>
                 <w:rFonts w:ascii="Courier New" w:hAnsi="Courier New"/>
-                <w:color w:val="1A1A1A"/>
+                <w:i/>
+                <w:color w:val="888888"/>
                 <w:sz w:val="16"/>
               </w:rPr>
               <w:t xml:space="preserve">        # Construir URL aproximada (la URL real la asigna LinkedIn)</w:t>
@@ -5977,7 +6078,8 @@
             <w:r>
               <w:rPr>
                 <w:rFonts w:ascii="Courier New" w:hAnsi="Courier New"/>
-                <w:color w:val="1A1A1A"/>
+                <w:i/>
+                <w:color w:val="888888"/>
                 <w:sz w:val="16"/>
               </w:rPr>
               <w:t xml:space="preserve">        # Error común: token expirado</w:t>
@@ -6060,8 +6162,12 @@
         <w:pStyle w:val="Endure-Subhead"/>
         <w:keepNext/>
         <w:spacing w:before="240" w:after="60"/>
+        <w:outlineLvl w:val="1"/>
       </w:pPr>
       <w:r>
+        <w:rPr>
+          <w:sz w:val="24"/>
+        </w:rPr>
         <w:t>23.4 Pipeline Interactivo Completo</w:t>
       </w:r>
     </w:p>
@@ -6078,7 +6184,7 @@
         <w:tc>
           <w:tcPr>
             <w:tcW w:type="dxa" w:w="8152"/>
-            <w:shd w:val="clear" w:color="auto" w:fill="F2F2F2"/>
+            <w:shd w:val="clear" w:color="auto" w:fill="EAEAEA"/>
             <w:tcBorders>
               <w:left w:val="thick" w:sz="24" w:color="1A5A6A"/>
             </w:tcBorders>
@@ -6099,7 +6205,8 @@
             <w:r>
               <w:rPr>
                 <w:rFonts w:ascii="Courier New" w:hAnsi="Courier New"/>
-                <w:color w:val="1A1A1A"/>
+                <w:i/>
+                <w:color w:val="888888"/>
                 <w:sz w:val="16"/>
               </w:rPr>
               <w:t># linkedin_main.py</w:t>
@@ -6369,7 +6476,8 @@
             <w:r>
               <w:rPr>
                 <w:rFonts w:ascii="Courier New" w:hAnsi="Courier New"/>
-                <w:color w:val="1A1A1A"/>
+                <w:i/>
+                <w:color w:val="888888"/>
                 <w:sz w:val="16"/>
               </w:rPr>
               <w:t xml:space="preserve">    # Input del usuario</w:t>
@@ -6673,7 +6781,8 @@
             <w:r>
               <w:rPr>
                 <w:rFonts w:ascii="Courier New" w:hAnsi="Courier New"/>
-                <w:color w:val="1A1A1A"/>
+                <w:i/>
+                <w:color w:val="888888"/>
                 <w:sz w:val="16"/>
               </w:rPr>
               <w:t xml:space="preserve">    # Generar</w:t>
@@ -6769,7 +6878,8 @@
             <w:r>
               <w:rPr>
                 <w:rFonts w:ascii="Courier New" w:hAnsi="Courier New"/>
-                <w:color w:val="1A1A1A"/>
+                <w:i/>
+                <w:color w:val="888888"/>
                 <w:sz w:val="16"/>
               </w:rPr>
               <w:t xml:space="preserve">    # Mostrar resultado</w:t>
@@ -6913,7 +7023,8 @@
             <w:r>
               <w:rPr>
                 <w:rFonts w:ascii="Courier New" w:hAnsi="Courier New"/>
-                <w:color w:val="1A1A1A"/>
+                <w:i/>
+                <w:color w:val="888888"/>
                 <w:sz w:val="16"/>
               </w:rPr>
               <w:t xml:space="preserve">    # Opciones</w:t>
@@ -7599,7 +7710,8 @@
             <w:r>
               <w:rPr>
                 <w:rFonts w:ascii="Courier New" w:hAnsi="Courier New"/>
-                <w:color w:val="1A1A1A"/>
+                <w:i/>
+                <w:color w:val="888888"/>
                 <w:sz w:val="16"/>
               </w:rPr>
               <w:t xml:space="preserve">    # Verificar que Ollama está activo</w:t>
@@ -7818,7 +7930,7 @@
         <w:tc>
           <w:tcPr>
             <w:tcW w:type="dxa" w:w="8152"/>
-            <w:shd w:val="clear" w:color="auto" w:fill="F2F2F2"/>
+            <w:shd w:val="clear" w:color="auto" w:fill="EAEAEA"/>
             <w:tcBorders>
               <w:left w:val="thick" w:sz="24" w:color="1A5A6A"/>
             </w:tcBorders>
@@ -7891,16 +8003,24 @@
         <w:pStyle w:val="Endure-Subhead"/>
         <w:keepNext/>
         <w:spacing w:before="240" w:after="60"/>
+        <w:outlineLvl w:val="1"/>
       </w:pPr>
       <w:r>
+        <w:rPr>
+          <w:sz w:val="24"/>
+        </w:rPr>
         <w:t>23.5 Guardar Estilo Personal (Few-Shot Training)</w:t>
       </w:r>
     </w:p>
     <w:p>
       <w:pPr>
         <w:pStyle w:val="Endure-FirstParagraphBodyText"/>
+        <w:spacing w:before="100" w:after="100"/>
       </w:pPr>
       <w:r>
+        <w:rPr>
+          <w:sz w:val="20"/>
+        </w:rPr>
         <w:t>Para que el generador aprenda su estilo, guarde sus mejores posts como ejemplos:</w:t>
       </w:r>
     </w:p>
@@ -7917,7 +8037,7 @@
         <w:tc>
           <w:tcPr>
             <w:tcW w:type="dxa" w:w="8152"/>
-            <w:shd w:val="clear" w:color="auto" w:fill="F2F2F2"/>
+            <w:shd w:val="clear" w:color="auto" w:fill="EAEAEA"/>
             <w:tcBorders>
               <w:left w:val="thick" w:sz="24" w:color="1A5A6A"/>
             </w:tcBorders>
@@ -7971,6 +8091,7 @@
             <w:r>
               <w:rPr>
                 <w:rFonts w:ascii="Courier New" w:hAnsi="Courier New"/>
+                <w:i/>
                 <w:color w:val="555555"/>
                 <w:sz w:val="16"/>
               </w:rPr>
@@ -7987,6 +8108,7 @@
             <w:r>
               <w:rPr>
                 <w:rFonts w:ascii="Courier New" w:hAnsi="Courier New"/>
+                <w:i/>
                 <w:color w:val="555555"/>
                 <w:sz w:val="16"/>
               </w:rPr>
@@ -8003,6 +8125,7 @@
             <w:r>
               <w:rPr>
                 <w:rFonts w:ascii="Courier New" w:hAnsi="Courier New"/>
+                <w:i/>
                 <w:color w:val="555555"/>
                 <w:sz w:val="16"/>
               </w:rPr>
@@ -8019,6 +8142,7 @@
             <w:r>
               <w:rPr>
                 <w:rFonts w:ascii="Courier New" w:hAnsi="Courier New"/>
+                <w:i/>
                 <w:color w:val="555555"/>
                 <w:sz w:val="16"/>
               </w:rPr>
@@ -8035,6 +8159,7 @@
             <w:r>
               <w:rPr>
                 <w:rFonts w:ascii="Courier New" w:hAnsi="Courier New"/>
+                <w:i/>
                 <w:color w:val="555555"/>
                 <w:sz w:val="16"/>
               </w:rPr>
@@ -8051,6 +8176,7 @@
             <w:r>
               <w:rPr>
                 <w:rFonts w:ascii="Courier New" w:hAnsi="Courier New"/>
+                <w:i/>
                 <w:color w:val="555555"/>
                 <w:sz w:val="16"/>
               </w:rPr>
@@ -8067,6 +8193,7 @@
             <w:r>
               <w:rPr>
                 <w:rFonts w:ascii="Courier New" w:hAnsi="Courier New"/>
+                <w:i/>
                 <w:color w:val="555555"/>
                 <w:sz w:val="16"/>
               </w:rPr>
@@ -8083,6 +8210,7 @@
             <w:r>
               <w:rPr>
                 <w:rFonts w:ascii="Courier New" w:hAnsi="Courier New"/>
+                <w:i/>
                 <w:color w:val="555555"/>
                 <w:sz w:val="16"/>
               </w:rPr>
@@ -8099,6 +8227,7 @@
             <w:r>
               <w:rPr>
                 <w:rFonts w:ascii="Courier New" w:hAnsi="Courier New"/>
+                <w:i/>
                 <w:color w:val="555555"/>
                 <w:sz w:val="16"/>
               </w:rPr>
@@ -8115,6 +8244,7 @@
             <w:r>
               <w:rPr>
                 <w:rFonts w:ascii="Courier New" w:hAnsi="Courier New"/>
+                <w:i/>
                 <w:color w:val="555555"/>
                 <w:sz w:val="16"/>
               </w:rPr>
@@ -8131,6 +8261,7 @@
             <w:r>
               <w:rPr>
                 <w:rFonts w:ascii="Courier New" w:hAnsi="Courier New"/>
+                <w:i/>
                 <w:color w:val="555555"/>
                 <w:sz w:val="16"/>
               </w:rPr>
@@ -8147,6 +8278,7 @@
             <w:r>
               <w:rPr>
                 <w:rFonts w:ascii="Courier New" w:hAnsi="Courier New"/>
+                <w:i/>
                 <w:color w:val="555555"/>
                 <w:sz w:val="16"/>
               </w:rPr>
@@ -8163,6 +8295,7 @@
             <w:r>
               <w:rPr>
                 <w:rFonts w:ascii="Courier New" w:hAnsi="Courier New"/>
+                <w:i/>
                 <w:color w:val="555555"/>
                 <w:sz w:val="16"/>
               </w:rPr>
@@ -8180,8 +8313,12 @@
     <w:p>
       <w:pPr>
         <w:pStyle w:val="Endure-ChapterBodyText"/>
+        <w:spacing w:before="100" w:after="100"/>
       </w:pPr>
       <w:r>
+        <w:rPr>
+          <w:sz w:val="20"/>
+        </w:rPr>
         <w:t>Cuantos más ejemplos proporcione (mínimo 3, ideal 10), mejor capturará el generador su voz.</w:t>
       </w:r>
     </w:p>
@@ -8190,8 +8327,12 @@
         <w:pStyle w:val="Endure-Subhead"/>
         <w:keepNext/>
         <w:spacing w:before="240" w:after="60"/>
+        <w:outlineLvl w:val="1"/>
       </w:pPr>
       <w:r>
+        <w:rPr>
+          <w:sz w:val="24"/>
+        </w:rPr>
         <w:t>23.6 Limpieza Post-Pipeline</w:t>
       </w:r>
     </w:p>
@@ -8208,7 +8349,7 @@
         <w:tc>
           <w:tcPr>
             <w:tcW w:type="dxa" w:w="8152"/>
-            <w:shd w:val="clear" w:color="auto" w:fill="F2F2F2"/>
+            <w:shd w:val="clear" w:color="auto" w:fill="EAEAEA"/>
             <w:tcBorders>
               <w:left w:val="thick" w:sz="24" w:color="1A5A6A"/>
             </w:tcBorders>
@@ -8262,6 +8403,7 @@
             <w:r>
               <w:rPr>
                 <w:rFonts w:ascii="Courier New" w:hAnsi="Courier New"/>
+                <w:i/>
                 <w:color w:val="555555"/>
                 <w:sz w:val="16"/>
               </w:rPr>
@@ -8297,8 +8439,12 @@
         <w:pStyle w:val="Endure-Subhead"/>
         <w:keepNext/>
         <w:spacing w:before="240" w:after="60"/>
+        <w:outlineLvl w:val="1"/>
       </w:pPr>
       <w:r>
+        <w:rPr>
+          <w:sz w:val="24"/>
+        </w:rPr>
         <w:t>23.7 Verificación Final</w:t>
       </w:r>
     </w:p>
@@ -8315,7 +8461,7 @@
         <w:tc>
           <w:tcPr>
             <w:tcW w:type="dxa" w:w="8152"/>
-            <w:shd w:val="clear" w:color="auto" w:fill="F2F2F2"/>
+            <w:shd w:val="clear" w:color="auto" w:fill="EAEAEA"/>
             <w:tcBorders>
               <w:left w:val="thick" w:sz="24" w:color="1A5A6A"/>
             </w:tcBorders>
@@ -8447,6 +8593,7 @@
             <w:r>
               <w:rPr>
                 <w:rFonts w:ascii="Courier New" w:hAnsi="Courier New"/>
+                <w:i/>
                 <w:color w:val="555555"/>
                 <w:sz w:val="16"/>
               </w:rPr>
@@ -8510,6 +8657,7 @@
             <w:r>
               <w:rPr>
                 <w:rFonts w:ascii="Courier New" w:hAnsi="Courier New"/>
+                <w:i/>
                 <w:color w:val="555555"/>
                 <w:sz w:val="16"/>
               </w:rPr>
@@ -8526,6 +8674,7 @@
             <w:r>
               <w:rPr>
                 <w:rFonts w:ascii="Courier New" w:hAnsi="Courier New"/>
+                <w:i/>
                 <w:color w:val="555555"/>
                 <w:sz w:val="16"/>
               </w:rPr>
@@ -8542,6 +8691,7 @@
             <w:r>
               <w:rPr>
                 <w:rFonts w:ascii="Courier New" w:hAnsi="Courier New"/>
+                <w:i/>
                 <w:color w:val="555555"/>
                 <w:sz w:val="16"/>
               </w:rPr>
@@ -8558,6 +8708,7 @@
             <w:r>
               <w:rPr>
                 <w:rFonts w:ascii="Courier New" w:hAnsi="Courier New"/>
+                <w:i/>
                 <w:color w:val="555555"/>
                 <w:sz w:val="16"/>
               </w:rPr>
@@ -8574,6 +8725,7 @@
             <w:r>
               <w:rPr>
                 <w:rFonts w:ascii="Courier New" w:hAnsi="Courier New"/>
+                <w:i/>
                 <w:color w:val="555555"/>
                 <w:sz w:val="16"/>
               </w:rPr>
@@ -8590,6 +8742,7 @@
             <w:r>
               <w:rPr>
                 <w:rFonts w:ascii="Courier New" w:hAnsi="Courier New"/>
+                <w:i/>
                 <w:color w:val="555555"/>
                 <w:sz w:val="16"/>
               </w:rPr>
@@ -8656,8 +8809,12 @@
         <w:pStyle w:val="Endure-Subhead"/>
         <w:keepNext/>
         <w:spacing w:before="240" w:after="60"/>
+        <w:outlineLvl w:val="1"/>
       </w:pPr>
       <w:r>
+        <w:rPr>
+          <w:sz w:val="24"/>
+        </w:rPr>
         <w:t>23.8 Escalabilidad y Extensiones</w:t>
       </w:r>
     </w:p>
@@ -8666,10 +8823,11 @@
         <w:pStyle w:val="Endure-Subhead"/>
         <w:keepNext/>
         <w:spacing w:before="160" w:after="60"/>
+        <w:outlineLvl w:val="2"/>
       </w:pPr>
       <w:r>
         <w:rPr>
-          <w:sz w:val="18"/>
+          <w:sz w:val="22"/>
         </w:rPr>
         <w:t>23.8.1 Bot de Telegram para Generar y Publicar en LinkedIn</w:t>
       </w:r>
@@ -8677,22 +8835,31 @@
     <w:p>
       <w:pPr>
         <w:pStyle w:val="Endure-FirstParagraphBodyText"/>
+        <w:spacing w:before="100" w:after="100"/>
       </w:pPr>
       <w:r>
+        <w:rPr>
+          <w:sz w:val="20"/>
+        </w:rPr>
         <w:t>El pipeline puede integrarse con Telegram para recibir temas o ideas por chat y publicar automáticamente en LinkedIn sin acceso directo al Jetson.</w:t>
       </w:r>
     </w:p>
     <w:p>
       <w:pPr>
         <w:pStyle w:val="Endure-ChapterBodyText"/>
+        <w:spacing w:before="100" w:after="100"/>
       </w:pPr>
       <w:r>
         <w:rPr>
           <w:b/>
+          <w:sz w:val="20"/>
         </w:rPr>
         <w:t>Flujo con N8N</w:t>
       </w:r>
       <w:r>
+        <w:rPr>
+          <w:sz w:val="20"/>
+        </w:rPr>
         <w:t xml:space="preserve"> (ver Capítulo 14):</w:t>
       </w:r>
     </w:p>
@@ -8709,7 +8876,7 @@
         <w:tc>
           <w:tcPr>
             <w:tcW w:type="dxa" w:w="8152"/>
-            <w:shd w:val="clear" w:color="auto" w:fill="F2F2F2"/>
+            <w:shd w:val="clear" w:color="auto" w:fill="EAEAEA"/>
             <w:tcBorders>
               <w:left w:val="thick" w:sz="24" w:color="1A5A6A"/>
             </w:tcBorders>
@@ -8794,7 +8961,8 @@
             <w:r>
               <w:rPr>
                 <w:rFonts w:ascii="Courier New" w:hAnsi="Courier New"/>
-                <w:color w:val="1A1A1A"/>
+                <w:i/>
+                <w:color w:val="888888"/>
                 <w:sz w:val="16"/>
               </w:rPr>
               <w:t xml:space="preserve">  # Ejemplo: "publica sobre inteligencia artificial en manufactura"</w:t>
@@ -9017,14 +9185,19 @@
     <w:p>
       <w:pPr>
         <w:pStyle w:val="Endure-ChapterBodyText"/>
+        <w:spacing w:before="100" w:after="100"/>
       </w:pPr>
       <w:r>
         <w:rPr>
           <w:b/>
+          <w:sz w:val="20"/>
         </w:rPr>
         <w:t>Flujo con OpenClaw</w:t>
       </w:r>
       <w:r>
+        <w:rPr>
+          <w:sz w:val="20"/>
+        </w:rPr>
         <w:t xml:space="preserve"> (ver Capítulo 11A):</w:t>
       </w:r>
     </w:p>
@@ -9041,7 +9214,7 @@
         <w:tc>
           <w:tcPr>
             <w:tcW w:type="dxa" w:w="8152"/>
-            <w:shd w:val="clear" w:color="auto" w:fill="F2F2F2"/>
+            <w:shd w:val="clear" w:color="auto" w:fill="EAEAEA"/>
             <w:tcBorders>
               <w:left w:val="thick" w:sz="24" w:color="1A5A6A"/>
             </w:tcBorders>
@@ -9177,10 +9350,11 @@
         <w:pStyle w:val="Endure-Subhead"/>
         <w:keepNext/>
         <w:spacing w:before="160" w:after="60"/>
+        <w:outlineLvl w:val="2"/>
       </w:pPr>
       <w:r>
         <w:rPr>
-          <w:sz w:val="18"/>
+          <w:sz w:val="22"/>
         </w:rPr>
         <w:t>23.8.2 Evaluación del Hermes Agent para Aprendizaje Adaptativo de Tendencias</w:t>
       </w:r>
@@ -9188,71 +9362,89 @@
     <w:p>
       <w:pPr>
         <w:pStyle w:val="Endure-FirstParagraphBodyText"/>
+        <w:spacing w:before="100" w:after="100"/>
       </w:pPr>
       <w:r>
         <w:rPr>
           <w:b/>
+          <w:sz w:val="20"/>
         </w:rPr>
         <w:t>Hermes Agent</w:t>
       </w:r>
       <w:r>
+        <w:rPr>
+          <w:sz w:val="20"/>
+        </w:rPr>
         <w:t xml:space="preserve"> (NVIDIA NIM / local) es un modelo especializado en </w:t>
       </w:r>
       <w:r>
         <w:rPr>
           <w:b/>
+          <w:sz w:val="20"/>
         </w:rPr>
         <w:t>function calling</w:t>
       </w:r>
       <w:r>
+        <w:rPr>
+          <w:sz w:val="20"/>
+        </w:rPr>
         <w:t xml:space="preserve"> y memoria episódica a largo plazo. Para el pipeline de LinkedIn, resulta especialmente útil porque puede:</w:t>
       </w:r>
     </w:p>
     <w:p>
       <w:pPr>
         <w:pStyle w:val="Endure-ChapterBodyText"/>
-        <w:spacing w:before="20" w:after="20"/>
+        <w:spacing w:before="40" w:after="40"/>
         <w:ind w:left="360" w:hanging="216"/>
       </w:pPr>
       <w:r>
         <w:rPr>
-          <w:sz w:val="18"/>
+          <w:sz w:val="20"/>
         </w:rPr>
         <w:t xml:space="preserve">• </w:t>
       </w:r>
       <w:r>
+        <w:rPr>
+          <w:sz w:val="20"/>
+        </w:rPr>
         <w:t>Aprender el vocabulario y los temas que generan más engagement en el perfil del usuario</w:t>
       </w:r>
     </w:p>
     <w:p>
       <w:pPr>
         <w:pStyle w:val="Endure-ChapterBodyText"/>
-        <w:spacing w:before="20" w:after="20"/>
+        <w:spacing w:before="40" w:after="40"/>
         <w:ind w:left="360" w:hanging="216"/>
       </w:pPr>
       <w:r>
         <w:rPr>
-          <w:sz w:val="18"/>
+          <w:sz w:val="20"/>
         </w:rPr>
         <w:t xml:space="preserve">• </w:t>
       </w:r>
       <w:r>
+        <w:rPr>
+          <w:sz w:val="20"/>
+        </w:rPr>
         <w:t>Almacenar en memoria las publicaciones anteriores y sus métricas para refinar el estilo</w:t>
       </w:r>
     </w:p>
     <w:p>
       <w:pPr>
         <w:pStyle w:val="Endure-ChapterBodyText"/>
-        <w:spacing w:before="20" w:after="20"/>
+        <w:spacing w:before="40" w:after="40"/>
         <w:ind w:left="360" w:hanging="216"/>
       </w:pPr>
       <w:r>
         <w:rPr>
-          <w:sz w:val="18"/>
+          <w:sz w:val="20"/>
         </w:rPr>
         <w:t xml:space="preserve">• </w:t>
       </w:r>
       <w:r>
+        <w:rPr>
+          <w:sz w:val="20"/>
+        </w:rPr>
         <w:t>Adaptar automáticamente el tono según el contexto (formal para artículos técnicos, conversacional para anécdotas)</w:t>
       </w:r>
     </w:p>
@@ -9264,10 +9456,12 @@
     <w:p>
       <w:pPr>
         <w:pStyle w:val="Endure-ChapterBodyText"/>
+        <w:spacing w:before="100" w:after="100"/>
       </w:pPr>
       <w:r>
         <w:rPr>
           <w:b/>
+          <w:sz w:val="20"/>
         </w:rPr>
         <w:t>Comparativa para este caso de uso:</w:t>
       </w:r>
@@ -9286,20 +9480,38 @@
         <w:gridCol w:w="1630"/>
       </w:tblGrid>
       <w:tr>
+        <w:trPr>
+          <w:trHeight w:val="453" w:hRule="atLeast"/>
+          <w:tblHeader/>
+        </w:trPr>
         <w:tc>
           <w:tcPr>
             <w:tcW w:type="dxa" w:w="1630"/>
             <w:shd w:val="clear" w:color="auto" w:fill="1A5A6A"/>
+            <w:tcBorders>
+              <w:top w:val="single" w:sz="12" w:color="FFFFFF"/>
+              <w:left w:val="single" w:sz="12" w:color="FFFFFF"/>
+              <w:bottom w:val="single" w:sz="12" w:color="FFFFFF"/>
+              <w:right w:val="single" w:sz="12" w:color="FFFFFF"/>
+            </w:tcBorders>
+            <w:vAlign w:val="center"/>
+            <w:tcMar>
+              <w:top w:w="60" w:type="dxa"/>
+              <w:left w:w="120" w:type="dxa"/>
+              <w:bottom w:w="60" w:type="dxa"/>
+              <w:right w:w="80" w:type="dxa"/>
+            </w:tcMar>
           </w:tcPr>
           <w:p>
             <w:pPr>
+              <w:spacing w:before="0" w:after="0"/>
               <w:jc w:val="center"/>
             </w:pPr>
             <w:r>
               <w:rPr>
                 <w:b/>
                 <w:color w:val="FFFFFF"/>
-                <w:sz w:val="17"/>
+                <w:sz w:val="16"/>
               </w:rPr>
               <w:t>Modelo</w:t>
             </w:r>
@@ -9309,16 +9521,30 @@
           <w:tcPr>
             <w:tcW w:type="dxa" w:w="1630"/>
             <w:shd w:val="clear" w:color="auto" w:fill="1A5A6A"/>
+            <w:tcBorders>
+              <w:top w:val="single" w:sz="12" w:color="FFFFFF"/>
+              <w:left w:val="single" w:sz="12" w:color="FFFFFF"/>
+              <w:bottom w:val="single" w:sz="12" w:color="FFFFFF"/>
+              <w:right w:val="single" w:sz="12" w:color="FFFFFF"/>
+            </w:tcBorders>
+            <w:vAlign w:val="center"/>
+            <w:tcMar>
+              <w:top w:w="60" w:type="dxa"/>
+              <w:left w:w="120" w:type="dxa"/>
+              <w:bottom w:w="60" w:type="dxa"/>
+              <w:right w:w="80" w:type="dxa"/>
+            </w:tcMar>
           </w:tcPr>
           <w:p>
             <w:pPr>
+              <w:spacing w:before="0" w:after="0"/>
               <w:jc w:val="center"/>
             </w:pPr>
             <w:r>
               <w:rPr>
                 <w:b/>
                 <w:color w:val="FFFFFF"/>
-                <w:sz w:val="17"/>
+                <w:sz w:val="16"/>
               </w:rPr>
               <w:t>Aprendizaje adaptativo</w:t>
             </w:r>
@@ -9328,16 +9554,30 @@
           <w:tcPr>
             <w:tcW w:type="dxa" w:w="1630"/>
             <w:shd w:val="clear" w:color="auto" w:fill="1A5A6A"/>
+            <w:tcBorders>
+              <w:top w:val="single" w:sz="12" w:color="FFFFFF"/>
+              <w:left w:val="single" w:sz="12" w:color="FFFFFF"/>
+              <w:bottom w:val="single" w:sz="12" w:color="FFFFFF"/>
+              <w:right w:val="single" w:sz="12" w:color="FFFFFF"/>
+            </w:tcBorders>
+            <w:vAlign w:val="center"/>
+            <w:tcMar>
+              <w:top w:w="60" w:type="dxa"/>
+              <w:left w:w="120" w:type="dxa"/>
+              <w:bottom w:w="60" w:type="dxa"/>
+              <w:right w:w="80" w:type="dxa"/>
+            </w:tcMar>
           </w:tcPr>
           <w:p>
             <w:pPr>
+              <w:spacing w:before="0" w:after="0"/>
               <w:jc w:val="center"/>
             </w:pPr>
             <w:r>
               <w:rPr>
                 <w:b/>
                 <w:color w:val="FFFFFF"/>
-                <w:sz w:val="17"/>
+                <w:sz w:val="16"/>
               </w:rPr>
               <w:t>Creatividad</w:t>
             </w:r>
@@ -9347,16 +9587,30 @@
           <w:tcPr>
             <w:tcW w:type="dxa" w:w="1630"/>
             <w:shd w:val="clear" w:color="auto" w:fill="1A5A6A"/>
+            <w:tcBorders>
+              <w:top w:val="single" w:sz="12" w:color="FFFFFF"/>
+              <w:left w:val="single" w:sz="12" w:color="FFFFFF"/>
+              <w:bottom w:val="single" w:sz="12" w:color="FFFFFF"/>
+              <w:right w:val="single" w:sz="12" w:color="FFFFFF"/>
+            </w:tcBorders>
+            <w:vAlign w:val="center"/>
+            <w:tcMar>
+              <w:top w:w="60" w:type="dxa"/>
+              <w:left w:w="120" w:type="dxa"/>
+              <w:bottom w:w="60" w:type="dxa"/>
+              <w:right w:w="80" w:type="dxa"/>
+            </w:tcMar>
           </w:tcPr>
           <w:p>
             <w:pPr>
+              <w:spacing w:before="0" w:after="0"/>
               <w:jc w:val="center"/>
             </w:pPr>
             <w:r>
               <w:rPr>
                 <w:b/>
                 <w:color w:val="FFFFFF"/>
-                <w:sz w:val="17"/>
+                <w:sz w:val="16"/>
               </w:rPr>
               <w:t>Memoria episódica</w:t>
             </w:r>
@@ -9366,16 +9620,30 @@
           <w:tcPr>
             <w:tcW w:type="dxa" w:w="1630"/>
             <w:shd w:val="clear" w:color="auto" w:fill="1A5A6A"/>
+            <w:tcBorders>
+              <w:top w:val="single" w:sz="12" w:color="FFFFFF"/>
+              <w:left w:val="single" w:sz="12" w:color="FFFFFF"/>
+              <w:bottom w:val="single" w:sz="12" w:color="FFFFFF"/>
+              <w:right w:val="single" w:sz="12" w:color="FFFFFF"/>
+            </w:tcBorders>
+            <w:vAlign w:val="center"/>
+            <w:tcMar>
+              <w:top w:w="60" w:type="dxa"/>
+              <w:left w:w="120" w:type="dxa"/>
+              <w:bottom w:w="60" w:type="dxa"/>
+              <w:right w:w="80" w:type="dxa"/>
+            </w:tcMar>
           </w:tcPr>
           <w:p>
             <w:pPr>
+              <w:spacing w:before="0" w:after="0"/>
               <w:jc w:val="center"/>
             </w:pPr>
             <w:r>
               <w:rPr>
                 <w:b/>
                 <w:color w:val="FFFFFF"/>
-                <w:sz w:val="17"/>
+                <w:sz w:val="16"/>
               </w:rPr>
               <w:t>Uso de VRAM</w:t>
             </w:r>
@@ -9383,15 +9651,35 @@
         </w:tc>
       </w:tr>
       <w:tr>
+        <w:trPr>
+          <w:trHeight w:val="283" w:hRule="atLeast"/>
+        </w:trPr>
         <w:tc>
           <w:tcPr>
             <w:tcW w:type="dxa" w:w="1630"/>
-            <w:shd w:val="clear" w:color="auto" w:fill="F8F8F8"/>
+            <w:shd w:val="clear" w:color="auto" w:fill="EAEAEA"/>
+            <w:tcBorders>
+              <w:top w:val="single" w:sz="12" w:color="FFFFFF"/>
+              <w:left w:val="single" w:sz="12" w:color="FFFFFF"/>
+              <w:bottom w:val="single" w:sz="12" w:color="FFFFFF"/>
+              <w:right w:val="single" w:sz="12" w:color="FFFFFF"/>
+            </w:tcBorders>
+            <w:vAlign w:val="center"/>
+            <w:tcMar>
+              <w:top w:w="40" w:type="dxa"/>
+              <w:left w:w="120" w:type="dxa"/>
+              <w:bottom w:w="40" w:type="dxa"/>
+              <w:right w:w="80" w:type="dxa"/>
+            </w:tcMar>
           </w:tcPr>
           <w:p>
-            <w:r>
-              <w:rPr>
-                <w:sz w:val="17"/>
+            <w:pPr>
+              <w:spacing w:before="0" w:after="0"/>
+              <w:jc w:val="center"/>
+            </w:pPr>
+            <w:r>
+              <w:rPr>
+                <w:sz w:val="16"/>
               </w:rPr>
               <w:t>qwen3:7b (actual)</w:t>
             </w:r>
@@ -9400,12 +9688,29 @@
         <w:tc>
           <w:tcPr>
             <w:tcW w:type="dxa" w:w="1630"/>
-            <w:shd w:val="clear" w:color="auto" w:fill="F8F8F8"/>
+            <w:shd w:val="clear" w:color="auto" w:fill="EAEAEA"/>
+            <w:tcBorders>
+              <w:top w:val="single" w:sz="12" w:color="FFFFFF"/>
+              <w:left w:val="single" w:sz="12" w:color="FFFFFF"/>
+              <w:bottom w:val="single" w:sz="12" w:color="FFFFFF"/>
+              <w:right w:val="single" w:sz="12" w:color="FFFFFF"/>
+            </w:tcBorders>
+            <w:vAlign w:val="center"/>
+            <w:tcMar>
+              <w:top w:w="40" w:type="dxa"/>
+              <w:left w:w="120" w:type="dxa"/>
+              <w:bottom w:w="40" w:type="dxa"/>
+              <w:right w:w="80" w:type="dxa"/>
+            </w:tcMar>
           </w:tcPr>
           <w:p>
-            <w:r>
-              <w:rPr>
-                <w:sz w:val="17"/>
+            <w:pPr>
+              <w:spacing w:before="0" w:after="0"/>
+              <w:jc w:val="center"/>
+            </w:pPr>
+            <w:r>
+              <w:rPr>
+                <w:sz w:val="16"/>
               </w:rPr>
               <w:t>No (few-shot manual)</w:t>
             </w:r>
@@ -9414,12 +9719,29 @@
         <w:tc>
           <w:tcPr>
             <w:tcW w:type="dxa" w:w="1630"/>
-            <w:shd w:val="clear" w:color="auto" w:fill="F8F8F8"/>
+            <w:shd w:val="clear" w:color="auto" w:fill="EAEAEA"/>
+            <w:tcBorders>
+              <w:top w:val="single" w:sz="12" w:color="FFFFFF"/>
+              <w:left w:val="single" w:sz="12" w:color="FFFFFF"/>
+              <w:bottom w:val="single" w:sz="12" w:color="FFFFFF"/>
+              <w:right w:val="single" w:sz="12" w:color="FFFFFF"/>
+            </w:tcBorders>
+            <w:vAlign w:val="center"/>
+            <w:tcMar>
+              <w:top w:w="40" w:type="dxa"/>
+              <w:left w:w="120" w:type="dxa"/>
+              <w:bottom w:w="40" w:type="dxa"/>
+              <w:right w:w="80" w:type="dxa"/>
+            </w:tcMar>
           </w:tcPr>
           <w:p>
-            <w:r>
-              <w:rPr>
-                <w:sz w:val="17"/>
+            <w:pPr>
+              <w:spacing w:before="0" w:after="0"/>
+              <w:jc w:val="center"/>
+            </w:pPr>
+            <w:r>
+              <w:rPr>
+                <w:sz w:val="16"/>
               </w:rPr>
               <w:t>Alta</w:t>
             </w:r>
@@ -9428,12 +9750,29 @@
         <w:tc>
           <w:tcPr>
             <w:tcW w:type="dxa" w:w="1630"/>
-            <w:shd w:val="clear" w:color="auto" w:fill="F8F8F8"/>
+            <w:shd w:val="clear" w:color="auto" w:fill="EAEAEA"/>
+            <w:tcBorders>
+              <w:top w:val="single" w:sz="12" w:color="FFFFFF"/>
+              <w:left w:val="single" w:sz="12" w:color="FFFFFF"/>
+              <w:bottom w:val="single" w:sz="12" w:color="FFFFFF"/>
+              <w:right w:val="single" w:sz="12" w:color="FFFFFF"/>
+            </w:tcBorders>
+            <w:vAlign w:val="center"/>
+            <w:tcMar>
+              <w:top w:w="40" w:type="dxa"/>
+              <w:left w:w="120" w:type="dxa"/>
+              <w:bottom w:w="40" w:type="dxa"/>
+              <w:right w:w="80" w:type="dxa"/>
+            </w:tcMar>
           </w:tcPr>
           <w:p>
-            <w:r>
-              <w:rPr>
-                <w:sz w:val="17"/>
+            <w:pPr>
+              <w:spacing w:before="0" w:after="0"/>
+              <w:jc w:val="center"/>
+            </w:pPr>
+            <w:r>
+              <w:rPr>
+                <w:sz w:val="16"/>
               </w:rPr>
               <w:t>No</w:t>
             </w:r>
@@ -9442,12 +9781,29 @@
         <w:tc>
           <w:tcPr>
             <w:tcW w:type="dxa" w:w="1630"/>
-            <w:shd w:val="clear" w:color="auto" w:fill="F8F8F8"/>
+            <w:shd w:val="clear" w:color="auto" w:fill="EAEAEA"/>
+            <w:tcBorders>
+              <w:top w:val="single" w:sz="12" w:color="FFFFFF"/>
+              <w:left w:val="single" w:sz="12" w:color="FFFFFF"/>
+              <w:bottom w:val="single" w:sz="12" w:color="FFFFFF"/>
+              <w:right w:val="single" w:sz="12" w:color="FFFFFF"/>
+            </w:tcBorders>
+            <w:vAlign w:val="center"/>
+            <w:tcMar>
+              <w:top w:w="40" w:type="dxa"/>
+              <w:left w:w="120" w:type="dxa"/>
+              <w:bottom w:w="40" w:type="dxa"/>
+              <w:right w:w="80" w:type="dxa"/>
+            </w:tcMar>
           </w:tcPr>
           <w:p>
-            <w:r>
-              <w:rPr>
-                <w:sz w:val="17"/>
+            <w:pPr>
+              <w:spacing w:before="0" w:after="0"/>
+              <w:jc w:val="center"/>
+            </w:pPr>
+            <w:r>
+              <w:rPr>
+                <w:sz w:val="16"/>
               </w:rPr>
               <w:t>~5.5 GB</w:t>
             </w:r>
@@ -9455,15 +9811,35 @@
         </w:tc>
       </w:tr>
       <w:tr>
+        <w:trPr>
+          <w:trHeight w:val="283" w:hRule="atLeast"/>
+        </w:trPr>
         <w:tc>
           <w:tcPr>
             <w:tcW w:type="dxa" w:w="1630"/>
-            <w:shd w:val="clear" w:color="auto" w:fill="FFFFFF"/>
+            <w:shd w:val="clear" w:color="auto" w:fill="EAEAEA"/>
+            <w:tcBorders>
+              <w:top w:val="single" w:sz="12" w:color="FFFFFF"/>
+              <w:left w:val="single" w:sz="12" w:color="FFFFFF"/>
+              <w:bottom w:val="single" w:sz="12" w:color="FFFFFF"/>
+              <w:right w:val="single" w:sz="12" w:color="FFFFFF"/>
+            </w:tcBorders>
+            <w:vAlign w:val="center"/>
+            <w:tcMar>
+              <w:top w:w="40" w:type="dxa"/>
+              <w:left w:w="120" w:type="dxa"/>
+              <w:bottom w:w="40" w:type="dxa"/>
+              <w:right w:w="80" w:type="dxa"/>
+            </w:tcMar>
           </w:tcPr>
           <w:p>
-            <w:r>
-              <w:rPr>
-                <w:sz w:val="17"/>
+            <w:pPr>
+              <w:spacing w:before="0" w:after="0"/>
+              <w:jc w:val="center"/>
+            </w:pPr>
+            <w:r>
+              <w:rPr>
+                <w:sz w:val="16"/>
               </w:rPr>
               <w:t>deepseek-r1:7b (refinamiento)</w:t>
             </w:r>
@@ -9472,12 +9848,29 @@
         <w:tc>
           <w:tcPr>
             <w:tcW w:type="dxa" w:w="1630"/>
-            <w:shd w:val="clear" w:color="auto" w:fill="FFFFFF"/>
+            <w:shd w:val="clear" w:color="auto" w:fill="EAEAEA"/>
+            <w:tcBorders>
+              <w:top w:val="single" w:sz="12" w:color="FFFFFF"/>
+              <w:left w:val="single" w:sz="12" w:color="FFFFFF"/>
+              <w:bottom w:val="single" w:sz="12" w:color="FFFFFF"/>
+              <w:right w:val="single" w:sz="12" w:color="FFFFFF"/>
+            </w:tcBorders>
+            <w:vAlign w:val="center"/>
+            <w:tcMar>
+              <w:top w:w="40" w:type="dxa"/>
+              <w:left w:w="120" w:type="dxa"/>
+              <w:bottom w:w="40" w:type="dxa"/>
+              <w:right w:w="80" w:type="dxa"/>
+            </w:tcMar>
           </w:tcPr>
           <w:p>
-            <w:r>
-              <w:rPr>
-                <w:sz w:val="17"/>
+            <w:pPr>
+              <w:spacing w:before="0" w:after="0"/>
+              <w:jc w:val="center"/>
+            </w:pPr>
+            <w:r>
+              <w:rPr>
+                <w:sz w:val="16"/>
               </w:rPr>
               <w:t>No</w:t>
             </w:r>
@@ -9486,12 +9879,29 @@
         <w:tc>
           <w:tcPr>
             <w:tcW w:type="dxa" w:w="1630"/>
-            <w:shd w:val="clear" w:color="auto" w:fill="FFFFFF"/>
+            <w:shd w:val="clear" w:color="auto" w:fill="EAEAEA"/>
+            <w:tcBorders>
+              <w:top w:val="single" w:sz="12" w:color="FFFFFF"/>
+              <w:left w:val="single" w:sz="12" w:color="FFFFFF"/>
+              <w:bottom w:val="single" w:sz="12" w:color="FFFFFF"/>
+              <w:right w:val="single" w:sz="12" w:color="FFFFFF"/>
+            </w:tcBorders>
+            <w:vAlign w:val="center"/>
+            <w:tcMar>
+              <w:top w:w="40" w:type="dxa"/>
+              <w:left w:w="120" w:type="dxa"/>
+              <w:bottom w:w="40" w:type="dxa"/>
+              <w:right w:w="80" w:type="dxa"/>
+            </w:tcMar>
           </w:tcPr>
           <w:p>
-            <w:r>
-              <w:rPr>
-                <w:sz w:val="17"/>
+            <w:pPr>
+              <w:spacing w:before="0" w:after="0"/>
+              <w:jc w:val="center"/>
+            </w:pPr>
+            <w:r>
+              <w:rPr>
+                <w:sz w:val="16"/>
               </w:rPr>
               <w:t>Alta</w:t>
             </w:r>
@@ -9500,12 +9910,29 @@
         <w:tc>
           <w:tcPr>
             <w:tcW w:type="dxa" w:w="1630"/>
-            <w:shd w:val="clear" w:color="auto" w:fill="FFFFFF"/>
+            <w:shd w:val="clear" w:color="auto" w:fill="EAEAEA"/>
+            <w:tcBorders>
+              <w:top w:val="single" w:sz="12" w:color="FFFFFF"/>
+              <w:left w:val="single" w:sz="12" w:color="FFFFFF"/>
+              <w:bottom w:val="single" w:sz="12" w:color="FFFFFF"/>
+              <w:right w:val="single" w:sz="12" w:color="FFFFFF"/>
+            </w:tcBorders>
+            <w:vAlign w:val="center"/>
+            <w:tcMar>
+              <w:top w:w="40" w:type="dxa"/>
+              <w:left w:w="120" w:type="dxa"/>
+              <w:bottom w:w="40" w:type="dxa"/>
+              <w:right w:w="80" w:type="dxa"/>
+            </w:tcMar>
           </w:tcPr>
           <w:p>
-            <w:r>
-              <w:rPr>
-                <w:sz w:val="17"/>
+            <w:pPr>
+              <w:spacing w:before="0" w:after="0"/>
+              <w:jc w:val="center"/>
+            </w:pPr>
+            <w:r>
+              <w:rPr>
+                <w:sz w:val="16"/>
               </w:rPr>
               <w:t>No</w:t>
             </w:r>
@@ -9514,12 +9941,29 @@
         <w:tc>
           <w:tcPr>
             <w:tcW w:type="dxa" w:w="1630"/>
-            <w:shd w:val="clear" w:color="auto" w:fill="FFFFFF"/>
+            <w:shd w:val="clear" w:color="auto" w:fill="EAEAEA"/>
+            <w:tcBorders>
+              <w:top w:val="single" w:sz="12" w:color="FFFFFF"/>
+              <w:left w:val="single" w:sz="12" w:color="FFFFFF"/>
+              <w:bottom w:val="single" w:sz="12" w:color="FFFFFF"/>
+              <w:right w:val="single" w:sz="12" w:color="FFFFFF"/>
+            </w:tcBorders>
+            <w:vAlign w:val="center"/>
+            <w:tcMar>
+              <w:top w:w="40" w:type="dxa"/>
+              <w:left w:w="120" w:type="dxa"/>
+              <w:bottom w:w="40" w:type="dxa"/>
+              <w:right w:w="80" w:type="dxa"/>
+            </w:tcMar>
           </w:tcPr>
           <w:p>
-            <w:r>
-              <w:rPr>
-                <w:sz w:val="17"/>
+            <w:pPr>
+              <w:spacing w:before="0" w:after="0"/>
+              <w:jc w:val="center"/>
+            </w:pPr>
+            <w:r>
+              <w:rPr>
+                <w:sz w:val="16"/>
               </w:rPr>
               <w:t>~5.5 GB</w:t>
             </w:r>
@@ -9527,15 +9971,35 @@
         </w:tc>
       </w:tr>
       <w:tr>
+        <w:trPr>
+          <w:trHeight w:val="283" w:hRule="atLeast"/>
+        </w:trPr>
         <w:tc>
           <w:tcPr>
             <w:tcW w:type="dxa" w:w="1630"/>
-            <w:shd w:val="clear" w:color="auto" w:fill="F8F8F8"/>
+            <w:shd w:val="clear" w:color="auto" w:fill="EAEAEA"/>
+            <w:tcBorders>
+              <w:top w:val="single" w:sz="12" w:color="FFFFFF"/>
+              <w:left w:val="single" w:sz="12" w:color="FFFFFF"/>
+              <w:bottom w:val="single" w:sz="12" w:color="FFFFFF"/>
+              <w:right w:val="single" w:sz="12" w:color="FFFFFF"/>
+            </w:tcBorders>
+            <w:vAlign w:val="center"/>
+            <w:tcMar>
+              <w:top w:w="40" w:type="dxa"/>
+              <w:left w:w="120" w:type="dxa"/>
+              <w:bottom w:w="40" w:type="dxa"/>
+              <w:right w:w="80" w:type="dxa"/>
+            </w:tcMar>
           </w:tcPr>
           <w:p>
-            <w:r>
-              <w:rPr>
-                <w:sz w:val="17"/>
+            <w:pPr>
+              <w:spacing w:before="0" w:after="0"/>
+              <w:jc w:val="center"/>
+            </w:pPr>
+            <w:r>
+              <w:rPr>
+                <w:sz w:val="16"/>
               </w:rPr>
               <w:t>Hermes-3 (8B)</w:t>
             </w:r>
@@ -9544,12 +10008,29 @@
         <w:tc>
           <w:tcPr>
             <w:tcW w:type="dxa" w:w="1630"/>
-            <w:shd w:val="clear" w:color="auto" w:fill="F8F8F8"/>
+            <w:shd w:val="clear" w:color="auto" w:fill="EAEAEA"/>
+            <w:tcBorders>
+              <w:top w:val="single" w:sz="12" w:color="FFFFFF"/>
+              <w:left w:val="single" w:sz="12" w:color="FFFFFF"/>
+              <w:bottom w:val="single" w:sz="12" w:color="FFFFFF"/>
+              <w:right w:val="single" w:sz="12" w:color="FFFFFF"/>
+            </w:tcBorders>
+            <w:vAlign w:val="center"/>
+            <w:tcMar>
+              <w:top w:w="40" w:type="dxa"/>
+              <w:left w:w="120" w:type="dxa"/>
+              <w:bottom w:w="40" w:type="dxa"/>
+              <w:right w:w="80" w:type="dxa"/>
+            </w:tcMar>
           </w:tcPr>
           <w:p>
-            <w:r>
-              <w:rPr>
-                <w:sz w:val="17"/>
+            <w:pPr>
+              <w:spacing w:before="0" w:after="0"/>
+              <w:jc w:val="center"/>
+            </w:pPr>
+            <w:r>
+              <w:rPr>
+                <w:sz w:val="16"/>
               </w:rPr>
               <w:t>Parcial (via RAG)</w:t>
             </w:r>
@@ -9558,12 +10039,29 @@
         <w:tc>
           <w:tcPr>
             <w:tcW w:type="dxa" w:w="1630"/>
-            <w:shd w:val="clear" w:color="auto" w:fill="F8F8F8"/>
+            <w:shd w:val="clear" w:color="auto" w:fill="EAEAEA"/>
+            <w:tcBorders>
+              <w:top w:val="single" w:sz="12" w:color="FFFFFF"/>
+              <w:left w:val="single" w:sz="12" w:color="FFFFFF"/>
+              <w:bottom w:val="single" w:sz="12" w:color="FFFFFF"/>
+              <w:right w:val="single" w:sz="12" w:color="FFFFFF"/>
+            </w:tcBorders>
+            <w:vAlign w:val="center"/>
+            <w:tcMar>
+              <w:top w:w="40" w:type="dxa"/>
+              <w:left w:w="120" w:type="dxa"/>
+              <w:bottom w:w="40" w:type="dxa"/>
+              <w:right w:w="80" w:type="dxa"/>
+            </w:tcMar>
           </w:tcPr>
           <w:p>
-            <w:r>
-              <w:rPr>
-                <w:sz w:val="17"/>
+            <w:pPr>
+              <w:spacing w:before="0" w:after="0"/>
+              <w:jc w:val="center"/>
+            </w:pPr>
+            <w:r>
+              <w:rPr>
+                <w:sz w:val="16"/>
               </w:rPr>
               <w:t>Alta</w:t>
             </w:r>
@@ -9572,12 +10070,29 @@
         <w:tc>
           <w:tcPr>
             <w:tcW w:type="dxa" w:w="1630"/>
-            <w:shd w:val="clear" w:color="auto" w:fill="F8F8F8"/>
+            <w:shd w:val="clear" w:color="auto" w:fill="EAEAEA"/>
+            <w:tcBorders>
+              <w:top w:val="single" w:sz="12" w:color="FFFFFF"/>
+              <w:left w:val="single" w:sz="12" w:color="FFFFFF"/>
+              <w:bottom w:val="single" w:sz="12" w:color="FFFFFF"/>
+              <w:right w:val="single" w:sz="12" w:color="FFFFFF"/>
+            </w:tcBorders>
+            <w:vAlign w:val="center"/>
+            <w:tcMar>
+              <w:top w:w="40" w:type="dxa"/>
+              <w:left w:w="120" w:type="dxa"/>
+              <w:bottom w:w="40" w:type="dxa"/>
+              <w:right w:w="80" w:type="dxa"/>
+            </w:tcMar>
           </w:tcPr>
           <w:p>
-            <w:r>
-              <w:rPr>
-                <w:sz w:val="17"/>
+            <w:pPr>
+              <w:spacing w:before="0" w:after="0"/>
+              <w:jc w:val="center"/>
+            </w:pPr>
+            <w:r>
+              <w:rPr>
+                <w:sz w:val="16"/>
               </w:rPr>
               <w:t>Sí (via tool calls)</w:t>
             </w:r>
@@ -9586,12 +10101,29 @@
         <w:tc>
           <w:tcPr>
             <w:tcW w:type="dxa" w:w="1630"/>
-            <w:shd w:val="clear" w:color="auto" w:fill="F8F8F8"/>
+            <w:shd w:val="clear" w:color="auto" w:fill="EAEAEA"/>
+            <w:tcBorders>
+              <w:top w:val="single" w:sz="12" w:color="FFFFFF"/>
+              <w:left w:val="single" w:sz="12" w:color="FFFFFF"/>
+              <w:bottom w:val="single" w:sz="12" w:color="FFFFFF"/>
+              <w:right w:val="single" w:sz="12" w:color="FFFFFF"/>
+            </w:tcBorders>
+            <w:vAlign w:val="center"/>
+            <w:tcMar>
+              <w:top w:w="40" w:type="dxa"/>
+              <w:left w:w="120" w:type="dxa"/>
+              <w:bottom w:w="40" w:type="dxa"/>
+              <w:right w:w="80" w:type="dxa"/>
+            </w:tcMar>
           </w:tcPr>
           <w:p>
-            <w:r>
-              <w:rPr>
-                <w:sz w:val="17"/>
+            <w:pPr>
+              <w:spacing w:before="0" w:after="0"/>
+              <w:jc w:val="center"/>
+            </w:pPr>
+            <w:r>
+              <w:rPr>
+                <w:sz w:val="16"/>
               </w:rPr>
               <w:t>~6 GB</w:t>
             </w:r>
@@ -9599,15 +10131,35 @@
         </w:tc>
       </w:tr>
       <w:tr>
+        <w:trPr>
+          <w:trHeight w:val="283" w:hRule="atLeast"/>
+        </w:trPr>
         <w:tc>
           <w:tcPr>
             <w:tcW w:type="dxa" w:w="1630"/>
-            <w:shd w:val="clear" w:color="auto" w:fill="FFFFFF"/>
+            <w:shd w:val="clear" w:color="auto" w:fill="EAEAEA"/>
+            <w:tcBorders>
+              <w:top w:val="single" w:sz="12" w:color="FFFFFF"/>
+              <w:left w:val="single" w:sz="12" w:color="FFFFFF"/>
+              <w:bottom w:val="single" w:sz="12" w:color="FFFFFF"/>
+              <w:right w:val="single" w:sz="12" w:color="FFFFFF"/>
+            </w:tcBorders>
+            <w:vAlign w:val="center"/>
+            <w:tcMar>
+              <w:top w:w="40" w:type="dxa"/>
+              <w:left w:w="120" w:type="dxa"/>
+              <w:bottom w:w="40" w:type="dxa"/>
+              <w:right w:w="80" w:type="dxa"/>
+            </w:tcMar>
           </w:tcPr>
           <w:p>
-            <w:r>
-              <w:rPr>
-                <w:sz w:val="17"/>
+            <w:pPr>
+              <w:spacing w:before="0" w:after="0"/>
+              <w:jc w:val="center"/>
+            </w:pPr>
+            <w:r>
+              <w:rPr>
+                <w:sz w:val="16"/>
               </w:rPr>
               <w:t>Hermes-3 (70B) vía OpenRouter</w:t>
             </w:r>
@@ -9616,12 +10168,29 @@
         <w:tc>
           <w:tcPr>
             <w:tcW w:type="dxa" w:w="1630"/>
-            <w:shd w:val="clear" w:color="auto" w:fill="FFFFFF"/>
+            <w:shd w:val="clear" w:color="auto" w:fill="EAEAEA"/>
+            <w:tcBorders>
+              <w:top w:val="single" w:sz="12" w:color="FFFFFF"/>
+              <w:left w:val="single" w:sz="12" w:color="FFFFFF"/>
+              <w:bottom w:val="single" w:sz="12" w:color="FFFFFF"/>
+              <w:right w:val="single" w:sz="12" w:color="FFFFFF"/>
+            </w:tcBorders>
+            <w:vAlign w:val="center"/>
+            <w:tcMar>
+              <w:top w:w="40" w:type="dxa"/>
+              <w:left w:w="120" w:type="dxa"/>
+              <w:bottom w:w="40" w:type="dxa"/>
+              <w:right w:w="80" w:type="dxa"/>
+            </w:tcMar>
           </w:tcPr>
           <w:p>
-            <w:r>
-              <w:rPr>
-                <w:sz w:val="17"/>
+            <w:pPr>
+              <w:spacing w:before="0" w:after="0"/>
+              <w:jc w:val="center"/>
+            </w:pPr>
+            <w:r>
+              <w:rPr>
+                <w:sz w:val="16"/>
               </w:rPr>
               <w:t>Sí</w:t>
             </w:r>
@@ -9630,12 +10199,29 @@
         <w:tc>
           <w:tcPr>
             <w:tcW w:type="dxa" w:w="1630"/>
-            <w:shd w:val="clear" w:color="auto" w:fill="FFFFFF"/>
+            <w:shd w:val="clear" w:color="auto" w:fill="EAEAEA"/>
+            <w:tcBorders>
+              <w:top w:val="single" w:sz="12" w:color="FFFFFF"/>
+              <w:left w:val="single" w:sz="12" w:color="FFFFFF"/>
+              <w:bottom w:val="single" w:sz="12" w:color="FFFFFF"/>
+              <w:right w:val="single" w:sz="12" w:color="FFFFFF"/>
+            </w:tcBorders>
+            <w:vAlign w:val="center"/>
+            <w:tcMar>
+              <w:top w:w="40" w:type="dxa"/>
+              <w:left w:w="120" w:type="dxa"/>
+              <w:bottom w:w="40" w:type="dxa"/>
+              <w:right w:w="80" w:type="dxa"/>
+            </w:tcMar>
           </w:tcPr>
           <w:p>
-            <w:r>
-              <w:rPr>
-                <w:sz w:val="17"/>
+            <w:pPr>
+              <w:spacing w:before="0" w:after="0"/>
+              <w:jc w:val="center"/>
+            </w:pPr>
+            <w:r>
+              <w:rPr>
+                <w:sz w:val="16"/>
               </w:rPr>
               <w:t>Muy Alta</w:t>
             </w:r>
@@ -9644,12 +10230,29 @@
         <w:tc>
           <w:tcPr>
             <w:tcW w:type="dxa" w:w="1630"/>
-            <w:shd w:val="clear" w:color="auto" w:fill="FFFFFF"/>
+            <w:shd w:val="clear" w:color="auto" w:fill="EAEAEA"/>
+            <w:tcBorders>
+              <w:top w:val="single" w:sz="12" w:color="FFFFFF"/>
+              <w:left w:val="single" w:sz="12" w:color="FFFFFF"/>
+              <w:bottom w:val="single" w:sz="12" w:color="FFFFFF"/>
+              <w:right w:val="single" w:sz="12" w:color="FFFFFF"/>
+            </w:tcBorders>
+            <w:vAlign w:val="center"/>
+            <w:tcMar>
+              <w:top w:w="40" w:type="dxa"/>
+              <w:left w:w="120" w:type="dxa"/>
+              <w:bottom w:w="40" w:type="dxa"/>
+              <w:right w:w="80" w:type="dxa"/>
+            </w:tcMar>
           </w:tcPr>
           <w:p>
-            <w:r>
-              <w:rPr>
-                <w:sz w:val="17"/>
+            <w:pPr>
+              <w:spacing w:before="0" w:after="0"/>
+              <w:jc w:val="center"/>
+            </w:pPr>
+            <w:r>
+              <w:rPr>
+                <w:sz w:val="16"/>
               </w:rPr>
               <w:t>Sí</w:t>
             </w:r>
@@ -9658,12 +10261,29 @@
         <w:tc>
           <w:tcPr>
             <w:tcW w:type="dxa" w:w="1630"/>
-            <w:shd w:val="clear" w:color="auto" w:fill="FFFFFF"/>
+            <w:shd w:val="clear" w:color="auto" w:fill="EAEAEA"/>
+            <w:tcBorders>
+              <w:top w:val="single" w:sz="12" w:color="FFFFFF"/>
+              <w:left w:val="single" w:sz="12" w:color="FFFFFF"/>
+              <w:bottom w:val="single" w:sz="12" w:color="FFFFFF"/>
+              <w:right w:val="single" w:sz="12" w:color="FFFFFF"/>
+            </w:tcBorders>
+            <w:vAlign w:val="center"/>
+            <w:tcMar>
+              <w:top w:w="40" w:type="dxa"/>
+              <w:left w:w="120" w:type="dxa"/>
+              <w:bottom w:w="40" w:type="dxa"/>
+              <w:right w:w="80" w:type="dxa"/>
+            </w:tcMar>
           </w:tcPr>
           <w:p>
-            <w:r>
-              <w:rPr>
-                <w:sz w:val="17"/>
+            <w:pPr>
+              <w:spacing w:before="0" w:after="0"/>
+              <w:jc w:val="center"/>
+            </w:pPr>
+            <w:r>
+              <w:rPr>
+                <w:sz w:val="16"/>
               </w:rPr>
               <w:t>Externo</w:t>
             </w:r>
@@ -9679,10 +10299,12 @@
     <w:p>
       <w:pPr>
         <w:pStyle w:val="Endure-ChapterBodyText"/>
+        <w:spacing w:before="100" w:after="100"/>
       </w:pPr>
       <w:r>
         <w:rPr>
           <w:b/>
+          <w:sz w:val="20"/>
         </w:rPr>
         <w:t>Implementación con Hermes-3 local (8B):</w:t>
       </w:r>
@@ -9700,7 +10322,7 @@
         <w:tc>
           <w:tcPr>
             <w:tcW w:type="dxa" w:w="8152"/>
-            <w:shd w:val="clear" w:color="auto" w:fill="F2F2F2"/>
+            <w:shd w:val="clear" w:color="auto" w:fill="EAEAEA"/>
             <w:tcBorders>
               <w:left w:val="thick" w:sz="24" w:color="1A5A6A"/>
             </w:tcBorders>
@@ -9813,7 +10435,7 @@
         <w:tc>
           <w:tcPr>
             <w:tcW w:type="dxa" w:w="8152"/>
-            <w:shd w:val="clear" w:color="auto" w:fill="F2F2F2"/>
+            <w:shd w:val="clear" w:color="auto" w:fill="EAEAEA"/>
             <w:tcBorders>
               <w:left w:val="thick" w:sz="24" w:color="1A5A6A"/>
             </w:tcBorders>
@@ -9834,7 +10456,8 @@
             <w:r>
               <w:rPr>
                 <w:rFonts w:ascii="Courier New" w:hAnsi="Courier New"/>
-                <w:color w:val="1A1A1A"/>
+                <w:i/>
+                <w:color w:val="888888"/>
                 <w:sz w:val="16"/>
               </w:rPr>
               <w:t># En pipeline.py — cambiar modelo según modo</w:t>
@@ -9897,7 +10520,8 @@
             <w:r>
               <w:rPr>
                 <w:rFonts w:ascii="Courier New" w:hAnsi="Courier New"/>
-                <w:color w:val="1A1A1A"/>
+                <w:i/>
+                <w:color w:val="888888"/>
                 <w:sz w:val="16"/>
               </w:rPr>
               <w:t># Opciones:</w:t>
@@ -9913,7 +10537,8 @@
             <w:r>
               <w:rPr>
                 <w:rFonts w:ascii="Courier New" w:hAnsi="Courier New"/>
-                <w:color w:val="1A1A1A"/>
+                <w:i/>
+                <w:color w:val="888888"/>
                 <w:sz w:val="16"/>
               </w:rPr>
               <w:t>#   "qwen3:7b"         — rapidez, creatividad</w:t>
@@ -9929,7 +10554,8 @@
             <w:r>
               <w:rPr>
                 <w:rFonts w:ascii="Courier New" w:hAnsi="Courier New"/>
-                <w:color w:val="1A1A1A"/>
+                <w:i/>
+                <w:color w:val="888888"/>
                 <w:sz w:val="16"/>
               </w:rPr>
               <w:t>#   "deepseek-r1:7b"   — razonamiento estructurado</w:t>
@@ -9945,7 +10571,8 @@
             <w:r>
               <w:rPr>
                 <w:rFonts w:ascii="Courier New" w:hAnsi="Courier New"/>
-                <w:color w:val="1A1A1A"/>
+                <w:i/>
+                <w:color w:val="888888"/>
                 <w:sz w:val="16"/>
               </w:rPr>
               <w:t>#   "hermes3:8b"       — function calling, seguimiento de contexto largo</w:t>
@@ -10003,7 +10630,7 @@
         <w:tc>
           <w:tcPr>
             <w:tcW w:type="dxa" w:w="8152"/>
-            <w:shd w:val="clear" w:color="auto" w:fill="F2F2F2"/>
+            <w:shd w:val="clear" w:color="auto" w:fill="EAEAEA"/>
             <w:tcBorders>
               <w:left w:val="thick" w:sz="24" w:color="1A5A6A"/>
             </w:tcBorders>
@@ -10041,6 +10668,7 @@
             <w:r>
               <w:rPr>
                 <w:rFonts w:ascii="Courier New" w:hAnsi="Courier New"/>
+                <w:i/>
                 <w:color w:val="555555"/>
                 <w:sz w:val="16"/>
               </w:rPr>
@@ -10057,6 +10685,7 @@
             <w:r>
               <w:rPr>
                 <w:rFonts w:ascii="Courier New" w:hAnsi="Courier New"/>
+                <w:i/>
                 <w:color w:val="555555"/>
                 <w:sz w:val="16"/>
               </w:rPr>
@@ -10073,6 +10702,7 @@
             <w:r>
               <w:rPr>
                 <w:rFonts w:ascii="Courier New" w:hAnsi="Courier New"/>
+                <w:i/>
                 <w:color w:val="555555"/>
                 <w:sz w:val="16"/>
               </w:rPr>
@@ -10144,10 +10774,11 @@
         <w:pStyle w:val="Endure-Subhead"/>
         <w:keepNext/>
         <w:spacing w:before="160" w:after="60"/>
+        <w:outlineLvl w:val="2"/>
       </w:pPr>
       <w:r>
         <w:rPr>
-          <w:sz w:val="18"/>
+          <w:sz w:val="22"/>
         </w:rPr>
         <w:t>23.8.3 Modo Mixto con OpenRouter</w:t>
       </w:r>
@@ -10155,8 +10786,12 @@
     <w:p>
       <w:pPr>
         <w:pStyle w:val="Endure-FirstParagraphBodyText"/>
+        <w:spacing w:before="100" w:after="100"/>
       </w:pPr>
       <w:r>
+        <w:rPr>
+          <w:sz w:val="20"/>
+        </w:rPr>
         <w:t>Para publicaciones de gran visibilidad (artículos, noticias de empresa), use modelos de mayor capacidad vía OpenRouter:</w:t>
       </w:r>
     </w:p>
@@ -10173,7 +10808,7 @@
         <w:tc>
           <w:tcPr>
             <w:tcW w:type="dxa" w:w="8152"/>
-            <w:shd w:val="clear" w:color="auto" w:fill="F2F2F2"/>
+            <w:shd w:val="clear" w:color="auto" w:fill="EAEAEA"/>
             <w:tcBorders>
               <w:left w:val="thick" w:sz="24" w:color="1A5A6A"/>
             </w:tcBorders>
@@ -10427,7 +11062,7 @@
         <w:tc>
           <w:tcPr>
             <w:tcW w:type="dxa" w:w="8152"/>
-            <w:shd w:val="clear" w:color="auto" w:fill="F2F2F2"/>
+            <w:shd w:val="clear" w:color="auto" w:fill="EAEAEA"/>
             <w:tcBorders>
               <w:left w:val="thick" w:sz="24" w:color="1A5A6A"/>
             </w:tcBorders>
@@ -10448,6 +11083,7 @@
             <w:r>
               <w:rPr>
                 <w:rFonts w:ascii="Courier New" w:hAnsi="Courier New"/>
+                <w:i/>
                 <w:color w:val="555555"/>
                 <w:sz w:val="16"/>
               </w:rPr>
@@ -10464,6 +11100,7 @@
             <w:r>
               <w:rPr>
                 <w:rFonts w:ascii="Courier New" w:hAnsi="Courier New"/>
+                <w:i/>
                 <w:color w:val="555555"/>
                 <w:sz w:val="16"/>
               </w:rPr>

--- a/book/docx-por-capitulo/capitulo-25-linkedin.docx
+++ b/book/docx-por-capitulo/capitulo-25-linkedin.docx
@@ -26,7 +26,7 @@
       <w:pPr>
         <w:pStyle w:val="Endure-Subhead"/>
         <w:keepNext/>
-        <w:spacing w:before="240" w:after="60"/>
+        <w:spacing w:before="240" w:after="60" w:line="240" w:lineRule="auto"/>
         <w:outlineLvl w:val="1"/>
       </w:pPr>
       <w:r>
@@ -39,7 +39,7 @@
     <w:p>
       <w:pPr>
         <w:pStyle w:val="Endure-FirstParagraphBodyText"/>
-        <w:spacing w:before="100" w:after="100"/>
+        <w:spacing w:before="100" w:after="100" w:line="240" w:lineRule="auto"/>
       </w:pPr>
       <w:r>
         <w:rPr>
@@ -51,7 +51,7 @@
     <w:p>
       <w:pPr>
         <w:pStyle w:val="Endure-ChapterBodyText"/>
-        <w:spacing w:before="100" w:after="100"/>
+        <w:spacing w:before="100" w:after="100" w:line="240" w:lineRule="auto"/>
       </w:pPr>
       <w:r>
         <w:rPr>
@@ -64,7 +64,7 @@
     <w:p>
       <w:pPr>
         <w:pStyle w:val="Endure-ChapterBodyText"/>
-        <w:spacing w:before="40" w:after="40"/>
+        <w:spacing w:before="40" w:after="40" w:line="240" w:lineRule="auto"/>
         <w:ind w:left="360" w:hanging="216"/>
       </w:pPr>
       <w:r>
@@ -109,7 +109,7 @@
     <w:p>
       <w:pPr>
         <w:pStyle w:val="Endure-ChapterBodyText"/>
-        <w:spacing w:before="40" w:after="40"/>
+        <w:spacing w:before="40" w:after="40" w:line="240" w:lineRule="auto"/>
         <w:ind w:left="360" w:hanging="216"/>
       </w:pPr>
       <w:r>
@@ -133,7 +133,7 @@
     <w:p>
       <w:pPr>
         <w:pStyle w:val="Endure-ChapterBodyText"/>
-        <w:spacing w:before="100" w:after="100"/>
+        <w:spacing w:before="100" w:after="100" w:line="240" w:lineRule="auto"/>
       </w:pPr>
       <w:r>
         <w:rPr>
@@ -228,34 +228,34 @@
       <w:pPr>
         <w:pStyle w:val="Endure-Subhead"/>
         <w:keepNext/>
-        <w:spacing w:before="240" w:after="60"/>
+        <w:spacing w:before="240" w:after="60" w:line="240" w:lineRule="auto"/>
         <w:outlineLvl w:val="1"/>
       </w:pPr>
       <w:r>
         <w:rPr>
           <w:sz w:val="24"/>
         </w:rPr>
-        <w:t>23.1 Prerrequisito — LinkedIn Developer Setup</w:t>
+        <w:t>25.1 Prerrequisito — LinkedIn Developer Setup</w:t>
       </w:r>
     </w:p>
     <w:p>
       <w:pPr>
         <w:pStyle w:val="Endure-Subhead"/>
         <w:keepNext/>
-        <w:spacing w:before="160" w:after="60"/>
+        <w:spacing w:before="160" w:after="60" w:line="240" w:lineRule="auto"/>
         <w:outlineLvl w:val="2"/>
       </w:pPr>
       <w:r>
         <w:rPr>
           <w:sz w:val="22"/>
         </w:rPr>
-        <w:t>23.1.1 Crear la Aplicación OAuth2</w:t>
+        <w:t>25.1.1 Crear la Aplicación OAuth2</w:t>
       </w:r>
     </w:p>
     <w:p>
       <w:pPr>
         <w:pStyle w:val="Endure-ChapterBodyText"/>
-        <w:spacing w:before="40" w:after="40"/>
+        <w:spacing w:before="40" w:after="40" w:line="240" w:lineRule="auto"/>
         <w:ind w:left="360" w:hanging="216"/>
       </w:pPr>
       <w:r>
@@ -294,7 +294,7 @@
     <w:p>
       <w:pPr>
         <w:pStyle w:val="Endure-ChapterBodyText"/>
-        <w:spacing w:before="40" w:after="40"/>
+        <w:spacing w:before="40" w:after="40" w:line="240" w:lineRule="auto"/>
         <w:ind w:left="360" w:hanging="216"/>
       </w:pPr>
       <w:r>
@@ -313,7 +313,7 @@
     <w:p>
       <w:pPr>
         <w:pStyle w:val="Endure-ChapterBodyText"/>
-        <w:spacing w:before="40" w:after="40"/>
+        <w:spacing w:before="40" w:after="40" w:line="240" w:lineRule="auto"/>
         <w:ind w:left="360" w:hanging="216"/>
       </w:pPr>
       <w:r>
@@ -365,7 +365,7 @@
     <w:p>
       <w:pPr>
         <w:pStyle w:val="Endure-ChapterBodyText"/>
-        <w:spacing w:before="40" w:after="40"/>
+        <w:spacing w:before="40" w:after="40" w:line="240" w:lineRule="auto"/>
         <w:ind w:left="360" w:hanging="216"/>
       </w:pPr>
       <w:r>
@@ -417,7 +417,7 @@
     <w:p>
       <w:pPr>
         <w:pStyle w:val="Endure-ChapterBodyText"/>
-        <w:spacing w:before="40" w:after="40"/>
+        <w:spacing w:before="40" w:after="40" w:line="240" w:lineRule="auto"/>
         <w:ind w:left="360" w:hanging="216"/>
       </w:pPr>
       <w:r>
@@ -462,14 +462,14 @@
       <w:pPr>
         <w:pStyle w:val="Endure-Subhead"/>
         <w:keepNext/>
-        <w:spacing w:before="160" w:after="60"/>
+        <w:spacing w:before="160" w:after="60" w:line="240" w:lineRule="auto"/>
         <w:outlineLvl w:val="2"/>
       </w:pPr>
       <w:r>
         <w:rPr>
           <w:sz w:val="22"/>
         </w:rPr>
-        <w:t>23.1.2 Obtener el Access Token (Flujo OAuth2)</w:t>
+        <w:t>25.1.2 Obtener el Access Token (Flujo OAuth2)</w:t>
       </w:r>
     </w:p>
     <w:tbl>
@@ -2219,14 +2219,14 @@
       <w:pPr>
         <w:pStyle w:val="Endure-Subhead"/>
         <w:keepNext/>
-        <w:spacing w:before="240" w:after="60"/>
+        <w:spacing w:before="240" w:after="60" w:line="240" w:lineRule="auto"/>
         <w:outlineLvl w:val="1"/>
       </w:pPr>
       <w:r>
         <w:rPr>
           <w:sz w:val="24"/>
         </w:rPr>
-        <w:t>23.2 Script 1 — Generador de Posts con Few-Shot Prompting</w:t>
+        <w:t>25.2 Script 1 — Generador de Posts con Few-Shot Prompting</w:t>
       </w:r>
     </w:p>
     <w:tbl>
@@ -4372,14 +4372,14 @@
       <w:pPr>
         <w:pStyle w:val="Endure-Subhead"/>
         <w:keepNext/>
-        <w:spacing w:before="240" w:after="60"/>
+        <w:spacing w:before="240" w:after="60" w:line="240" w:lineRule="auto"/>
         <w:outlineLvl w:val="1"/>
       </w:pPr>
       <w:r>
         <w:rPr>
           <w:sz w:val="24"/>
         </w:rPr>
-        <w:t>23.3 Script 2 — Publicador en LinkedIn</w:t>
+        <w:t>25.3 Script 2 — Publicador en LinkedIn</w:t>
       </w:r>
     </w:p>
     <w:tbl>
@@ -6161,14 +6161,14 @@
       <w:pPr>
         <w:pStyle w:val="Endure-Subhead"/>
         <w:keepNext/>
-        <w:spacing w:before="240" w:after="60"/>
+        <w:spacing w:before="240" w:after="60" w:line="240" w:lineRule="auto"/>
         <w:outlineLvl w:val="1"/>
       </w:pPr>
       <w:r>
         <w:rPr>
           <w:sz w:val="24"/>
         </w:rPr>
-        <w:t>23.4 Pipeline Interactivo Completo</w:t>
+        <w:t>25.4 Pipeline Interactivo Completo</w:t>
       </w:r>
     </w:p>
     <w:tbl>
@@ -8002,20 +8002,20 @@
       <w:pPr>
         <w:pStyle w:val="Endure-Subhead"/>
         <w:keepNext/>
-        <w:spacing w:before="240" w:after="60"/>
+        <w:spacing w:before="240" w:after="60" w:line="240" w:lineRule="auto"/>
         <w:outlineLvl w:val="1"/>
       </w:pPr>
       <w:r>
         <w:rPr>
           <w:sz w:val="24"/>
         </w:rPr>
-        <w:t>23.5 Guardar Estilo Personal (Few-Shot Training)</w:t>
+        <w:t>25.5 Guardar Estilo Personal (Few-Shot Training)</w:t>
       </w:r>
     </w:p>
     <w:p>
       <w:pPr>
         <w:pStyle w:val="Endure-FirstParagraphBodyText"/>
-        <w:spacing w:before="100" w:after="100"/>
+        <w:spacing w:before="100" w:after="100" w:line="240" w:lineRule="auto"/>
       </w:pPr>
       <w:r>
         <w:rPr>
@@ -8313,7 +8313,7 @@
     <w:p>
       <w:pPr>
         <w:pStyle w:val="Endure-ChapterBodyText"/>
-        <w:spacing w:before="100" w:after="100"/>
+        <w:spacing w:before="100" w:after="100" w:line="240" w:lineRule="auto"/>
       </w:pPr>
       <w:r>
         <w:rPr>
@@ -8326,14 +8326,14 @@
       <w:pPr>
         <w:pStyle w:val="Endure-Subhead"/>
         <w:keepNext/>
-        <w:spacing w:before="240" w:after="60"/>
+        <w:spacing w:before="240" w:after="60" w:line="240" w:lineRule="auto"/>
         <w:outlineLvl w:val="1"/>
       </w:pPr>
       <w:r>
         <w:rPr>
           <w:sz w:val="24"/>
         </w:rPr>
-        <w:t>23.6 Limpieza Post-Pipeline</w:t>
+        <w:t>25.6 Limpieza Post-Pipeline</w:t>
       </w:r>
     </w:p>
     <w:tbl>
@@ -8438,14 +8438,14 @@
       <w:pPr>
         <w:pStyle w:val="Endure-Subhead"/>
         <w:keepNext/>
-        <w:spacing w:before="240" w:after="60"/>
+        <w:spacing w:before="240" w:after="60" w:line="240" w:lineRule="auto"/>
         <w:outlineLvl w:val="1"/>
       </w:pPr>
       <w:r>
         <w:rPr>
           <w:sz w:val="24"/>
         </w:rPr>
-        <w:t>23.7 Verificación Final</w:t>
+        <w:t>25.7 Verificación Final</w:t>
       </w:r>
     </w:p>
     <w:tbl>
@@ -8808,34 +8808,34 @@
       <w:pPr>
         <w:pStyle w:val="Endure-Subhead"/>
         <w:keepNext/>
-        <w:spacing w:before="240" w:after="60"/>
+        <w:spacing w:before="240" w:after="60" w:line="240" w:lineRule="auto"/>
         <w:outlineLvl w:val="1"/>
       </w:pPr>
       <w:r>
         <w:rPr>
           <w:sz w:val="24"/>
         </w:rPr>
-        <w:t>23.8 Escalabilidad y Extensiones</w:t>
+        <w:t>25.8 Escalabilidad y Extensiones</w:t>
       </w:r>
     </w:p>
     <w:p>
       <w:pPr>
         <w:pStyle w:val="Endure-Subhead"/>
         <w:keepNext/>
-        <w:spacing w:before="160" w:after="60"/>
+        <w:spacing w:before="160" w:after="60" w:line="240" w:lineRule="auto"/>
         <w:outlineLvl w:val="2"/>
       </w:pPr>
       <w:r>
         <w:rPr>
           <w:sz w:val="22"/>
         </w:rPr>
-        <w:t>23.8.1 Bot de Telegram para Generar y Publicar en LinkedIn</w:t>
+        <w:t>25.8.1 Bot de Telegram para Generar y Publicar en LinkedIn</w:t>
       </w:r>
     </w:p>
     <w:p>
       <w:pPr>
         <w:pStyle w:val="Endure-FirstParagraphBodyText"/>
-        <w:spacing w:before="100" w:after="100"/>
+        <w:spacing w:before="100" w:after="100" w:line="240" w:lineRule="auto"/>
       </w:pPr>
       <w:r>
         <w:rPr>
@@ -8847,7 +8847,7 @@
     <w:p>
       <w:pPr>
         <w:pStyle w:val="Endure-ChapterBodyText"/>
-        <w:spacing w:before="100" w:after="100"/>
+        <w:spacing w:before="100" w:after="100" w:line="240" w:lineRule="auto"/>
       </w:pPr>
       <w:r>
         <w:rPr>
@@ -9185,7 +9185,7 @@
     <w:p>
       <w:pPr>
         <w:pStyle w:val="Endure-ChapterBodyText"/>
-        <w:spacing w:before="100" w:after="100"/>
+        <w:spacing w:before="100" w:after="100" w:line="240" w:lineRule="auto"/>
       </w:pPr>
       <w:r>
         <w:rPr>
@@ -9349,20 +9349,20 @@
       <w:pPr>
         <w:pStyle w:val="Endure-Subhead"/>
         <w:keepNext/>
-        <w:spacing w:before="160" w:after="60"/>
+        <w:spacing w:before="160" w:after="60" w:line="240" w:lineRule="auto"/>
         <w:outlineLvl w:val="2"/>
       </w:pPr>
       <w:r>
         <w:rPr>
           <w:sz w:val="22"/>
         </w:rPr>
-        <w:t>23.8.2 Evaluación del Hermes Agent para Aprendizaje Adaptativo de Tendencias</w:t>
+        <w:t>25.8.2 Evaluación del Hermes Agent para Aprendizaje Adaptativo de Tendencias</w:t>
       </w:r>
     </w:p>
     <w:p>
       <w:pPr>
         <w:pStyle w:val="Endure-FirstParagraphBodyText"/>
-        <w:spacing w:before="100" w:after="100"/>
+        <w:spacing w:before="100" w:after="100" w:line="240" w:lineRule="auto"/>
       </w:pPr>
       <w:r>
         <w:rPr>
@@ -9394,7 +9394,7 @@
     <w:p>
       <w:pPr>
         <w:pStyle w:val="Endure-ChapterBodyText"/>
-        <w:spacing w:before="40" w:after="40"/>
+        <w:spacing w:before="40" w:after="40" w:line="240" w:lineRule="auto"/>
         <w:ind w:left="360" w:hanging="216"/>
       </w:pPr>
       <w:r>
@@ -9413,7 +9413,7 @@
     <w:p>
       <w:pPr>
         <w:pStyle w:val="Endure-ChapterBodyText"/>
-        <w:spacing w:before="40" w:after="40"/>
+        <w:spacing w:before="40" w:after="40" w:line="240" w:lineRule="auto"/>
         <w:ind w:left="360" w:hanging="216"/>
       </w:pPr>
       <w:r>
@@ -9432,7 +9432,7 @@
     <w:p>
       <w:pPr>
         <w:pStyle w:val="Endure-ChapterBodyText"/>
-        <w:spacing w:before="40" w:after="40"/>
+        <w:spacing w:before="40" w:after="40" w:line="240" w:lineRule="auto"/>
         <w:ind w:left="360" w:hanging="216"/>
       </w:pPr>
       <w:r>
@@ -9456,7 +9456,7 @@
     <w:p>
       <w:pPr>
         <w:pStyle w:val="Endure-ChapterBodyText"/>
-        <w:spacing w:before="100" w:after="100"/>
+        <w:spacing w:before="100" w:after="100" w:line="240" w:lineRule="auto"/>
       </w:pPr>
       <w:r>
         <w:rPr>
@@ -9504,7 +9504,7 @@
           </w:tcPr>
           <w:p>
             <w:pPr>
-              <w:spacing w:before="0" w:after="0"/>
+              <w:spacing w:before="0" w:after="0" w:line="240" w:lineRule="auto"/>
               <w:jc w:val="center"/>
             </w:pPr>
             <w:r>
@@ -9537,7 +9537,7 @@
           </w:tcPr>
           <w:p>
             <w:pPr>
-              <w:spacing w:before="0" w:after="0"/>
+              <w:spacing w:before="0" w:after="0" w:line="240" w:lineRule="auto"/>
               <w:jc w:val="center"/>
             </w:pPr>
             <w:r>
@@ -9570,7 +9570,7 @@
           </w:tcPr>
           <w:p>
             <w:pPr>
-              <w:spacing w:before="0" w:after="0"/>
+              <w:spacing w:before="0" w:after="0" w:line="240" w:lineRule="auto"/>
               <w:jc w:val="center"/>
             </w:pPr>
             <w:r>
@@ -9603,7 +9603,7 @@
           </w:tcPr>
           <w:p>
             <w:pPr>
-              <w:spacing w:before="0" w:after="0"/>
+              <w:spacing w:before="0" w:after="0" w:line="240" w:lineRule="auto"/>
               <w:jc w:val="center"/>
             </w:pPr>
             <w:r>
@@ -9636,7 +9636,7 @@
           </w:tcPr>
           <w:p>
             <w:pPr>
-              <w:spacing w:before="0" w:after="0"/>
+              <w:spacing w:before="0" w:after="0" w:line="240" w:lineRule="auto"/>
               <w:jc w:val="center"/>
             </w:pPr>
             <w:r>
@@ -9674,7 +9674,7 @@
           </w:tcPr>
           <w:p>
             <w:pPr>
-              <w:spacing w:before="0" w:after="0"/>
+              <w:spacing w:before="0" w:after="0" w:line="240" w:lineRule="auto"/>
               <w:jc w:val="center"/>
             </w:pPr>
             <w:r>
@@ -9705,7 +9705,7 @@
           </w:tcPr>
           <w:p>
             <w:pPr>
-              <w:spacing w:before="0" w:after="0"/>
+              <w:spacing w:before="0" w:after="0" w:line="240" w:lineRule="auto"/>
               <w:jc w:val="center"/>
             </w:pPr>
             <w:r>
@@ -9736,7 +9736,7 @@
           </w:tcPr>
           <w:p>
             <w:pPr>
-              <w:spacing w:before="0" w:after="0"/>
+              <w:spacing w:before="0" w:after="0" w:line="240" w:lineRule="auto"/>
               <w:jc w:val="center"/>
             </w:pPr>
             <w:r>
@@ -9767,7 +9767,7 @@
           </w:tcPr>
           <w:p>
             <w:pPr>
-              <w:spacing w:before="0" w:after="0"/>
+              <w:spacing w:before="0" w:after="0" w:line="240" w:lineRule="auto"/>
               <w:jc w:val="center"/>
             </w:pPr>
             <w:r>
@@ -9798,7 +9798,7 @@
           </w:tcPr>
           <w:p>
             <w:pPr>
-              <w:spacing w:before="0" w:after="0"/>
+              <w:spacing w:before="0" w:after="0" w:line="240" w:lineRule="auto"/>
               <w:jc w:val="center"/>
             </w:pPr>
             <w:r>
@@ -9834,7 +9834,7 @@
           </w:tcPr>
           <w:p>
             <w:pPr>
-              <w:spacing w:before="0" w:after="0"/>
+              <w:spacing w:before="0" w:after="0" w:line="240" w:lineRule="auto"/>
               <w:jc w:val="center"/>
             </w:pPr>
             <w:r>
@@ -9865,7 +9865,7 @@
           </w:tcPr>
           <w:p>
             <w:pPr>
-              <w:spacing w:before="0" w:after="0"/>
+              <w:spacing w:before="0" w:after="0" w:line="240" w:lineRule="auto"/>
               <w:jc w:val="center"/>
             </w:pPr>
             <w:r>
@@ -9896,7 +9896,7 @@
           </w:tcPr>
           <w:p>
             <w:pPr>
-              <w:spacing w:before="0" w:after="0"/>
+              <w:spacing w:before="0" w:after="0" w:line="240" w:lineRule="auto"/>
               <w:jc w:val="center"/>
             </w:pPr>
             <w:r>
@@ -9927,7 +9927,7 @@
           </w:tcPr>
           <w:p>
             <w:pPr>
-              <w:spacing w:before="0" w:after="0"/>
+              <w:spacing w:before="0" w:after="0" w:line="240" w:lineRule="auto"/>
               <w:jc w:val="center"/>
             </w:pPr>
             <w:r>
@@ -9958,7 +9958,7 @@
           </w:tcPr>
           <w:p>
             <w:pPr>
-              <w:spacing w:before="0" w:after="0"/>
+              <w:spacing w:before="0" w:after="0" w:line="240" w:lineRule="auto"/>
               <w:jc w:val="center"/>
             </w:pPr>
             <w:r>
@@ -9994,7 +9994,7 @@
           </w:tcPr>
           <w:p>
             <w:pPr>
-              <w:spacing w:before="0" w:after="0"/>
+              <w:spacing w:before="0" w:after="0" w:line="240" w:lineRule="auto"/>
               <w:jc w:val="center"/>
             </w:pPr>
             <w:r>
@@ -10025,7 +10025,7 @@
           </w:tcPr>
           <w:p>
             <w:pPr>
-              <w:spacing w:before="0" w:after="0"/>
+              <w:spacing w:before="0" w:after="0" w:line="240" w:lineRule="auto"/>
               <w:jc w:val="center"/>
             </w:pPr>
             <w:r>
@@ -10056,7 +10056,7 @@
           </w:tcPr>
           <w:p>
             <w:pPr>
-              <w:spacing w:before="0" w:after="0"/>
+              <w:spacing w:before="0" w:after="0" w:line="240" w:lineRule="auto"/>
               <w:jc w:val="center"/>
             </w:pPr>
             <w:r>
@@ -10087,7 +10087,7 @@
           </w:tcPr>
           <w:p>
             <w:pPr>
-              <w:spacing w:before="0" w:after="0"/>
+              <w:spacing w:before="0" w:after="0" w:line="240" w:lineRule="auto"/>
               <w:jc w:val="center"/>
             </w:pPr>
             <w:r>
@@ -10118,7 +10118,7 @@
           </w:tcPr>
           <w:p>
             <w:pPr>
-              <w:spacing w:before="0" w:after="0"/>
+              <w:spacing w:before="0" w:after="0" w:line="240" w:lineRule="auto"/>
               <w:jc w:val="center"/>
             </w:pPr>
             <w:r>
@@ -10154,7 +10154,7 @@
           </w:tcPr>
           <w:p>
             <w:pPr>
-              <w:spacing w:before="0" w:after="0"/>
+              <w:spacing w:before="0" w:after="0" w:line="240" w:lineRule="auto"/>
               <w:jc w:val="center"/>
             </w:pPr>
             <w:r>
@@ -10185,7 +10185,7 @@
           </w:tcPr>
           <w:p>
             <w:pPr>
-              <w:spacing w:before="0" w:after="0"/>
+              <w:spacing w:before="0" w:after="0" w:line="240" w:lineRule="auto"/>
               <w:jc w:val="center"/>
             </w:pPr>
             <w:r>
@@ -10216,7 +10216,7 @@
           </w:tcPr>
           <w:p>
             <w:pPr>
-              <w:spacing w:before="0" w:after="0"/>
+              <w:spacing w:before="0" w:after="0" w:line="240" w:lineRule="auto"/>
               <w:jc w:val="center"/>
             </w:pPr>
             <w:r>
@@ -10247,7 +10247,7 @@
           </w:tcPr>
           <w:p>
             <w:pPr>
-              <w:spacing w:before="0" w:after="0"/>
+              <w:spacing w:before="0" w:after="0" w:line="240" w:lineRule="auto"/>
               <w:jc w:val="center"/>
             </w:pPr>
             <w:r>
@@ -10278,7 +10278,7 @@
           </w:tcPr>
           <w:p>
             <w:pPr>
-              <w:spacing w:before="0" w:after="0"/>
+              <w:spacing w:before="0" w:after="0" w:line="240" w:lineRule="auto"/>
               <w:jc w:val="center"/>
             </w:pPr>
             <w:r>
@@ -10299,7 +10299,7 @@
     <w:p>
       <w:pPr>
         <w:pStyle w:val="Endure-ChapterBodyText"/>
-        <w:spacing w:before="100" w:after="100"/>
+        <w:spacing w:before="100" w:after="100" w:line="240" w:lineRule="auto"/>
       </w:pPr>
       <w:r>
         <w:rPr>
@@ -10773,20 +10773,20 @@
       <w:pPr>
         <w:pStyle w:val="Endure-Subhead"/>
         <w:keepNext/>
-        <w:spacing w:before="160" w:after="60"/>
+        <w:spacing w:before="160" w:after="60" w:line="240" w:lineRule="auto"/>
         <w:outlineLvl w:val="2"/>
       </w:pPr>
       <w:r>
         <w:rPr>
           <w:sz w:val="22"/>
         </w:rPr>
-        <w:t>23.8.3 Modo Mixto con OpenRouter</w:t>
+        <w:t>25.8.3 Modo Mixto con OpenRouter</w:t>
       </w:r>
     </w:p>
     <w:p>
       <w:pPr>
         <w:pStyle w:val="Endure-FirstParagraphBodyText"/>
-        <w:spacing w:before="100" w:after="100"/>
+        <w:spacing w:before="100" w:after="100" w:line="240" w:lineRule="auto"/>
       </w:pPr>
       <w:r>
         <w:rPr>
@@ -11169,6 +11169,11 @@
     </w:p>
     <w:sectPr>
       <w:footerReference w:type="first" r:id="rId43"/>
+      <w:headerReference w:type="default" r:id="rId46"/>
+      <w:footerReference w:type="default" r:id="rId47"/>
+      <w:headerReference w:type="even" r:id="rId48"/>
+      <w:footerReference w:type="even" r:id="rId49"/>
+      <w:headerReference w:type="first" r:id="rId50"/>
       <w:type w:val="nextColumn"/>
       <w:pgSz w:w="10080" w:h="14400"/>
       <w:pgMar w:top="794" w:right="851" w:bottom="794" w:left="1077" w:header="454" w:footer="454" w:gutter="0"/>
@@ -12413,6 +12418,26 @@
 </w:ftr>
 </file>
 
+<file path=word/footer34.xml><?xml version="1.0" encoding="utf-8"?>
+<w:ftr xmlns:m="http://schemas.openxmlformats.org/officeDocument/2006/math" xmlns:mc="http://schemas.openxmlformats.org/markup-compatibility/2006" xmlns:mo="http://schemas.microsoft.com/office/mac/office/2008/main" xmlns:mv="urn:schemas-microsoft-com:mac:vml" xmlns:o="urn:schemas-microsoft-com:office:office" xmlns:r="http://schemas.openxmlformats.org/officeDocument/2006/relationships" xmlns:v="urn:schemas-microsoft-com:vml" xmlns:w10="urn:schemas-microsoft-com:office:word" xmlns:w14="http://schemas.microsoft.com/office/word/2010/wordml" xmlns:w="http://schemas.openxmlformats.org/wordprocessingml/2006/main" xmlns:wne="http://schemas.microsoft.com/office/word/2006/wordml" xmlns:wp14="http://schemas.microsoft.com/office/word/2010/wordprocessingDrawing" xmlns:wp="http://schemas.openxmlformats.org/drawingml/2006/wordprocessingDrawing" xmlns:wpc="http://schemas.microsoft.com/office/word/2010/wordprocessingCanvas" xmlns:wpg="http://schemas.microsoft.com/office/word/2010/wordprocessingGroup" xmlns:wpi="http://schemas.microsoft.com/office/word/2010/wordprocessingInk" xmlns:wps="http://schemas.microsoft.com/office/word/2010/wordprocessingShape" mc:Ignorable="w14 wp14">
+  <w:p>
+    <w:pPr>
+      <w:pStyle w:val="Footer"/>
+    </w:pPr>
+  </w:p>
+</w:ftr>
+</file>
+
+<file path=word/footer35.xml><?xml version="1.0" encoding="utf-8"?>
+<w:ftr xmlns:m="http://schemas.openxmlformats.org/officeDocument/2006/math" xmlns:mc="http://schemas.openxmlformats.org/markup-compatibility/2006" xmlns:mo="http://schemas.microsoft.com/office/mac/office/2008/main" xmlns:mv="urn:schemas-microsoft-com:mac:vml" xmlns:o="urn:schemas-microsoft-com:office:office" xmlns:r="http://schemas.openxmlformats.org/officeDocument/2006/relationships" xmlns:v="urn:schemas-microsoft-com:vml" xmlns:w10="urn:schemas-microsoft-com:office:word" xmlns:w14="http://schemas.microsoft.com/office/word/2010/wordml" xmlns:w="http://schemas.openxmlformats.org/wordprocessingml/2006/main" xmlns:wne="http://schemas.microsoft.com/office/word/2006/wordml" xmlns:wp14="http://schemas.microsoft.com/office/word/2010/wordprocessingDrawing" xmlns:wp="http://schemas.openxmlformats.org/drawingml/2006/wordprocessingDrawing" xmlns:wpc="http://schemas.microsoft.com/office/word/2010/wordprocessingCanvas" xmlns:wpg="http://schemas.microsoft.com/office/word/2010/wordprocessingGroup" xmlns:wpi="http://schemas.microsoft.com/office/word/2010/wordprocessingInk" xmlns:wps="http://schemas.microsoft.com/office/word/2010/wordprocessingShape" mc:Ignorable="w14 wp14">
+  <w:p>
+    <w:pPr>
+      <w:pStyle w:val="Footer"/>
+    </w:pPr>
+  </w:p>
+</w:ftr>
+</file>
+
 <file path=word/footer4.xml><?xml version="1.0" encoding="utf-8"?>
 <w:ftr xmlns:wpc="http://schemas.microsoft.com/office/word/2010/wordprocessingCanvas" xmlns:cx="http://schemas.microsoft.com/office/drawing/2014/chartex" xmlns:cx1="http://schemas.microsoft.com/office/drawing/2015/9/8/chartex" xmlns:cx2="http://schemas.microsoft.com/office/drawing/2015/10/21/chartex" xmlns:cx3="http://schemas.microsoft.com/office/drawing/2016/5/9/chartex" xmlns:cx4="http://schemas.microsoft.com/office/drawing/2016/5/10/chartex" xmlns:cx5="http://schemas.microsoft.com/office/drawing/2016/5/11/chartex" xmlns:cx6="http://schemas.microsoft.com/office/drawing/2016/5/12/chartex" xmlns:cx7="http://schemas.microsoft.com/office/drawing/2016/5/13/chartex" xmlns:cx8="http://schemas.microsoft.com/office/drawing/2016/5/14/chartex" xmlns:mc="http://schemas.openxmlformats.org/markup-compatibility/2006" xmlns:aink="http://schemas.microsoft.com/office/drawing/2016/ink" xmlns:am3d="http://schemas.microsoft.com/office/drawing/2017/model3d" xmlns:o="urn:schemas-microsoft-com:office:office" xmlns:oel="http://schemas.microsoft.com/office/2019/extlst" xmlns:r="http://schemas.openxmlformats.org/officeDocument/2006/relationships" xmlns:m="http://schemas.openxmlformats.org/officeDocument/2006/math" xmlns:v="urn:schemas-microsoft-com:vml" xmlns:wp14="http://schemas.microsoft.com/office/word/2010/wordprocessingDrawing" xmlns:wp="http://schemas.openxmlformats.org/drawingml/2006/wordprocessingDrawing" xmlns:w10="urn:schemas-microsoft-com:office:word" xmlns:w="http://schemas.openxmlformats.org/wordprocessingml/2006/main" xmlns:w14="http://schemas.microsoft.com/office/word/2010/wordml" xmlns:w15="http://schemas.microsoft.com/office/word/2012/wordml" xmlns:w16cex="http://schemas.microsoft.com/office/word/2018/wordml/cex" xmlns:w16cid="http://schemas.microsoft.com/office/word/2016/wordml/cid" xmlns:w16="http://schemas.microsoft.com/office/word/2018/wordml" xmlns:w16du="http://schemas.microsoft.com/office/word/2023/wordml/word16du" xmlns:w16sdtdh="http://schemas.microsoft.com/office/word/2020/wordml/sdtdatahash" xmlns:w16sdtfl="http://schemas.microsoft.com/office/word/2024/wordml/sdtformatlock" xmlns:w16se="http://schemas.microsoft.com/office/word/2015/wordml/symex" xmlns:wpg="http://schemas.microsoft.com/office/word/2010/wordprocessingGroup" xmlns:wpi="http://schemas.microsoft.com/office/word/2010/wordprocessingInk" xmlns:wne="http://schemas.microsoft.com/office/word/2006/wordml" xmlns:wps="http://schemas.microsoft.com/office/word/2010/wordprocessingShape" mc:Ignorable="w14 w15 w16se w16cid w16 w16cex w16sdtdh w16sdtfl w16du wp14">
   <w:p>
@@ -12670,6 +12695,36 @@
     <w:r>
       <w:t>TÍTULO DEL LIBRO</w:t>
     </w:r>
+  </w:p>
+</w:hdr>
+</file>
+
+<file path=word/header3.xml><?xml version="1.0" encoding="utf-8"?>
+<w:hdr xmlns:m="http://schemas.openxmlformats.org/officeDocument/2006/math" xmlns:mc="http://schemas.openxmlformats.org/markup-compatibility/2006" xmlns:mo="http://schemas.microsoft.com/office/mac/office/2008/main" xmlns:mv="urn:schemas-microsoft-com:mac:vml" xmlns:o="urn:schemas-microsoft-com:office:office" xmlns:r="http://schemas.openxmlformats.org/officeDocument/2006/relationships" xmlns:v="urn:schemas-microsoft-com:vml" xmlns:w10="urn:schemas-microsoft-com:office:word" xmlns:w14="http://schemas.microsoft.com/office/word/2010/wordml" xmlns:w="http://schemas.openxmlformats.org/wordprocessingml/2006/main" xmlns:wne="http://schemas.microsoft.com/office/word/2006/wordml" xmlns:wp14="http://schemas.microsoft.com/office/word/2010/wordprocessingDrawing" xmlns:wp="http://schemas.openxmlformats.org/drawingml/2006/wordprocessingDrawing" xmlns:wpc="http://schemas.microsoft.com/office/word/2010/wordprocessingCanvas" xmlns:wpg="http://schemas.microsoft.com/office/word/2010/wordprocessingGroup" xmlns:wpi="http://schemas.microsoft.com/office/word/2010/wordprocessingInk" xmlns:wps="http://schemas.microsoft.com/office/word/2010/wordprocessingShape" mc:Ignorable="w14 wp14">
+  <w:p>
+    <w:pPr>
+      <w:pStyle w:val="Header"/>
+    </w:pPr>
+  </w:p>
+</w:hdr>
+</file>
+
+<file path=word/header4.xml><?xml version="1.0" encoding="utf-8"?>
+<w:hdr xmlns:m="http://schemas.openxmlformats.org/officeDocument/2006/math" xmlns:mc="http://schemas.openxmlformats.org/markup-compatibility/2006" xmlns:mo="http://schemas.microsoft.com/office/mac/office/2008/main" xmlns:mv="urn:schemas-microsoft-com:mac:vml" xmlns:o="urn:schemas-microsoft-com:office:office" xmlns:r="http://schemas.openxmlformats.org/officeDocument/2006/relationships" xmlns:v="urn:schemas-microsoft-com:vml" xmlns:w10="urn:schemas-microsoft-com:office:word" xmlns:w14="http://schemas.microsoft.com/office/word/2010/wordml" xmlns:w="http://schemas.openxmlformats.org/wordprocessingml/2006/main" xmlns:wne="http://schemas.microsoft.com/office/word/2006/wordml" xmlns:wp14="http://schemas.microsoft.com/office/word/2010/wordprocessingDrawing" xmlns:wp="http://schemas.openxmlformats.org/drawingml/2006/wordprocessingDrawing" xmlns:wpc="http://schemas.microsoft.com/office/word/2010/wordprocessingCanvas" xmlns:wpg="http://schemas.microsoft.com/office/word/2010/wordprocessingGroup" xmlns:wpi="http://schemas.microsoft.com/office/word/2010/wordprocessingInk" xmlns:wps="http://schemas.microsoft.com/office/word/2010/wordprocessingShape" mc:Ignorable="w14 wp14">
+  <w:p>
+    <w:pPr>
+      <w:pStyle w:val="Header"/>
+    </w:pPr>
+  </w:p>
+</w:hdr>
+</file>
+
+<file path=word/header5.xml><?xml version="1.0" encoding="utf-8"?>
+<w:hdr xmlns:m="http://schemas.openxmlformats.org/officeDocument/2006/math" xmlns:mc="http://schemas.openxmlformats.org/markup-compatibility/2006" xmlns:mo="http://schemas.microsoft.com/office/mac/office/2008/main" xmlns:mv="urn:schemas-microsoft-com:mac:vml" xmlns:o="urn:schemas-microsoft-com:office:office" xmlns:r="http://schemas.openxmlformats.org/officeDocument/2006/relationships" xmlns:v="urn:schemas-microsoft-com:vml" xmlns:w10="urn:schemas-microsoft-com:office:word" xmlns:w14="http://schemas.microsoft.com/office/word/2010/wordml" xmlns:w="http://schemas.openxmlformats.org/wordprocessingml/2006/main" xmlns:wne="http://schemas.microsoft.com/office/word/2006/wordml" xmlns:wp14="http://schemas.microsoft.com/office/word/2010/wordprocessingDrawing" xmlns:wp="http://schemas.openxmlformats.org/drawingml/2006/wordprocessingDrawing" xmlns:wpc="http://schemas.microsoft.com/office/word/2010/wordprocessingCanvas" xmlns:wpg="http://schemas.microsoft.com/office/word/2010/wordprocessingGroup" xmlns:wpi="http://schemas.microsoft.com/office/word/2010/wordprocessingInk" xmlns:wps="http://schemas.microsoft.com/office/word/2010/wordprocessingShape" mc:Ignorable="w14 wp14">
+  <w:p>
+    <w:pPr>
+      <w:pStyle w:val="Header"/>
+    </w:pPr>
   </w:p>
 </w:hdr>
 </file>
